--- a/docs/studyguides/pmfspdfscdfs.docx
+++ b/docs/studyguides/pmfspdfscdfs.docx
@@ -126,7 +126,7 @@
         <w:pStyle w:val="FirstParagraph"/>
       </w:pPr>
       <w:r>
-        <w:t xml:space="preserve">As you have seen in [Fact sheet: Discrete random variables versus continuous random variables], a discrete random variable can take on a countable number of distinct outcomes. For example, rolling a fair six-sided die can result in only one of six possible outcomes. A</w:t>
+        <w:t xml:space="preserve">As you have seen in [Guide: Discrete random variables versus continuous random variables], a discrete random variable can take on a countable number of distinct outcomes. For example, rolling a fair six-sided die can result in only one of six possible outcomes. A</w:t>
       </w:r>
       <w:r>
         <w:t xml:space="preserve"> </w:t>
@@ -1140,7 +1140,21 @@
               <w:t xml:space="preserve">laws of probability</w:t>
             </w:r>
             <w:r>
-              <w:t xml:space="preserve">. For more, see [Guide: Introduction to probability].</w:t>
+              <w:t xml:space="preserve">. For more, see</w:t>
+            </w:r>
+            <w:r>
+              <w:t xml:space="preserve"> </w:t>
+            </w:r>
+            <w:hyperlink r:id="rId20">
+              <w:r>
+                <w:rPr>
+                  <w:rStyle w:val="Hyperlink"/>
+                </w:rPr>
+                <w:t xml:space="preserve">Guide: Introduction to probability</w:t>
+              </w:r>
+            </w:hyperlink>
+            <w:r>
+              <w:t xml:space="preserve">.</w:t>
             </w:r>
           </w:p>
           <w:p/>

--- a/docs/studyguides/pmfspdfscdfs.docx
+++ b/docs/studyguides/pmfspdfscdfs.docx
@@ -52,7 +52,7 @@
         </w:rPr>
         <w:t xml:space="preserve"> </w:t>
       </w:r>
-      <w:hyperlink r:id="rId20">
+      <w:hyperlink r:id="rId9">
         <w:r>
           <w:rPr>
             <w:rStyle w:val="Hyperlink"/>
@@ -76,7 +76,7 @@
         </w:rPr>
         <w:t xml:space="preserve"> </w:t>
       </w:r>
-      <w:hyperlink r:id="rId21">
+      <w:hyperlink r:id="rId10">
         <w:r>
           <w:rPr>
             <w:rStyle w:val="Hyperlink"/>
@@ -94,7 +94,7 @@
         <w:t xml:space="preserve">.</w:t>
       </w:r>
     </w:p>
-    <w:bookmarkStart w:id="22" w:name="introduction"/>
+    <w:bookmarkStart w:id="11" w:name="introduction"/>
     <w:p>
       <w:pPr>
         <w:pStyle w:val="Heading1"/>
@@ -111,8 +111,8 @@
         <w:t xml:space="preserve">PMFs, PDFs, and CDFs are key tools in the study of probability, used to model and analyze the behaviour of random variables. These functions describe how probabilities are distributed across the possible outcomes of random events. In turn, a probability distribution provides a complete description of how these probabilities are assigned to all the possible values of a random variable, whether discrete or continuous. Understanding these functions is important for analyzing data, making predictions, and applying statistical methods to solve real-world problems.</w:t>
       </w:r>
     </w:p>
-    <w:bookmarkEnd w:id="22"/>
-    <w:bookmarkStart w:id="43" w:name="what-is-a-probability-mass-function-pmf"/>
+    <w:bookmarkEnd w:id="11"/>
+    <w:bookmarkStart w:id="32" w:name="what-is-a-probability-mass-function-pmf"/>
     <w:p>
       <w:pPr>
         <w:pStyle w:val="Heading1"/>
@@ -209,18 +209,18 @@
                 <wp:inline>
                   <wp:extent cx="152400" cy="152400"/>
                   <wp:effectExtent b="0" l="0" r="0" t="0"/>
-                  <wp:docPr descr="" title="" id="24" name="Picture"/>
+                  <wp:docPr descr="" title="" id="13" name="Picture"/>
                   <a:graphic>
                     <a:graphicData uri="http://schemas.openxmlformats.org/drawingml/2006/picture">
                       <pic:pic>
                         <pic:nvPicPr>
-                          <pic:cNvPr descr="/Applications/quarto/share/formats/docx/note.png" id="25" name="Picture"/>
+                          <pic:cNvPr descr="/Applications/quarto/share/formats/docx/note.png" id="14" name="Picture"/>
                           <pic:cNvPicPr>
                             <a:picLocks noChangeArrowheads="1" noChangeAspect="1"/>
                           </pic:cNvPicPr>
                         </pic:nvPicPr>
                         <pic:blipFill>
-                          <a:blip r:embed="rId23"/>
+                          <a:blip r:embed="rId12"/>
                           <a:stretch>
                             <a:fillRect/>
                           </a:stretch>
@@ -318,70 +318,74 @@
               <m:r>
                 <m:t>p</m:t>
               </m:r>
-              <m:d>
-                <m:dPr>
-                  <m:begChr m:val="("/>
-                  <m:sepChr m:val=""/>
-                  <m:endChr m:val=")"/>
-                  <m:grow/>
-                </m:dPr>
-                <m:e>
-                  <m:r>
-                    <m:t>x</m:t>
-                  </m:r>
-                </m:e>
-              </m:d>
-            </m:oMath>
-            <w:r>
-              <w:t xml:space="preserve"> </w:t>
-            </w:r>
-            <w:r>
-              <w:t xml:space="preserve">that, when applied to a discrete random variable</w:t>
-            </w:r>
-            <w:r>
-              <w:t xml:space="preserve"> </w:t>
-            </w:r>
-            <m:oMath>
-              <m:r>
-                <m:t>X</m:t>
-              </m:r>
-            </m:oMath>
-            <w:r>
-              <w:t xml:space="preserve">, returns the probability</w:t>
-            </w:r>
-            <w:r>
-              <w:t xml:space="preserve"> </w:t>
-            </w:r>
-            <m:oMath>
               <m:r>
                 <m:rPr>
                   <m:sty m:val="p"/>
+                </m:rPr>
+                <m:t>(</m:t>
+              </m:r>
+              <m:r>
+                <m:t>x</m:t>
+              </m:r>
+              <m:r>
+                <m:rPr>
+                  <m:sty m:val="p"/>
+                </m:rPr>
+                <m:t>)</m:t>
+              </m:r>
+            </m:oMath>
+            <w:r>
+              <w:t xml:space="preserve"> </w:t>
+            </w:r>
+            <w:r>
+              <w:t xml:space="preserve">that, when applied to a discrete random variable</w:t>
+            </w:r>
+            <w:r>
+              <w:t xml:space="preserve"> </w:t>
+            </w:r>
+            <m:oMath>
+              <m:r>
+                <m:t>X</m:t>
+              </m:r>
+            </m:oMath>
+            <w:r>
+              <w:t xml:space="preserve">, returns the probability</w:t>
+            </w:r>
+            <w:r>
+              <w:t xml:space="preserve"> </w:t>
+            </w:r>
+            <m:oMath>
+              <m:r>
+                <m:rPr>
                   <m:scr m:val="double-struck"/>
+                  <m:sty m:val="p"/>
                 </m:rPr>
                 <m:t>P</m:t>
               </m:r>
-              <m:d>
-                <m:dPr>
-                  <m:begChr m:val="("/>
-                  <m:sepChr m:val=""/>
-                  <m:endChr m:val=")"/>
-                  <m:grow/>
-                </m:dPr>
-                <m:e>
-                  <m:r>
-                    <m:t>X</m:t>
-                  </m:r>
-                  <m:r>
-                    <m:rPr>
-                      <m:sty m:val="p"/>
-                    </m:rPr>
-                    <m:t>=</m:t>
-                  </m:r>
-                  <m:r>
-                    <m:t>x</m:t>
-                  </m:r>
-                </m:e>
-              </m:d>
+              <m:r>
+                <m:rPr>
+                  <m:sty m:val="p"/>
+                </m:rPr>
+                <m:t>(</m:t>
+              </m:r>
+              <m:r>
+                <m:t>X</m:t>
+              </m:r>
+              <m:r>
+                <m:rPr>
+                  <m:sty m:val="p"/>
+                </m:rPr>
+                <m:t>=</m:t>
+              </m:r>
+              <m:r>
+                <m:t>x</m:t>
+              </m:r>
+              <m:r>
+                <m:rPr>
+                  <m:sty m:val="p"/>
+                </m:rPr>
+                <m:t>)</m:t>
+              </m:r>
             </m:oMath>
             <w:r>
               <w:t xml:space="preserve"> </w:t>
@@ -427,19 +431,21 @@
                 <m:r>
                   <m:t>p</m:t>
                 </m:r>
-                <m:d>
-                  <m:dPr>
-                    <m:begChr m:val="("/>
-                    <m:sepChr m:val=""/>
-                    <m:endChr m:val=")"/>
-                    <m:grow/>
-                  </m:dPr>
-                  <m:e>
-                    <m:r>
-                      <m:t>x</m:t>
-                    </m:r>
-                  </m:e>
-                </m:d>
+                <m:r>
+                  <m:rPr>
+                    <m:sty m:val="p"/>
+                  </m:rPr>
+                  <m:t>(</m:t>
+                </m:r>
+                <m:r>
+                  <m:t>x</m:t>
+                </m:r>
+                <m:r>
+                  <m:rPr>
+                    <m:sty m:val="p"/>
+                  </m:rPr>
+                  <m:t>)</m:t>
+                </m:r>
                 <m:r>
                   <m:rPr>
                     <m:sty m:val="p"/>
@@ -448,33 +454,35 @@
                 </m:r>
                 <m:r>
                   <m:rPr>
-                    <m:sty m:val="p"/>
                     <m:scr m:val="double-struck"/>
+                    <m:sty m:val="p"/>
                   </m:rPr>
                   <m:t>P</m:t>
                 </m:r>
-                <m:d>
-                  <m:dPr>
-                    <m:begChr m:val="("/>
-                    <m:sepChr m:val=""/>
-                    <m:endChr m:val=")"/>
-                    <m:grow/>
-                  </m:dPr>
-                  <m:e>
-                    <m:r>
-                      <m:t>X</m:t>
-                    </m:r>
-                    <m:r>
-                      <m:rPr>
-                        <m:sty m:val="p"/>
-                      </m:rPr>
-                      <m:t>=</m:t>
-                    </m:r>
-                    <m:r>
-                      <m:t>x</m:t>
-                    </m:r>
-                  </m:e>
-                </m:d>
+                <m:r>
+                  <m:rPr>
+                    <m:sty m:val="p"/>
+                  </m:rPr>
+                  <m:t>(</m:t>
+                </m:r>
+                <m:r>
+                  <m:t>X</m:t>
+                </m:r>
+                <m:r>
+                  <m:rPr>
+                    <m:sty m:val="p"/>
+                  </m:rPr>
+                  <m:t>=</m:t>
+                </m:r>
+                <m:r>
+                  <m:t>x</m:t>
+                </m:r>
+                <m:r>
+                  <m:rPr>
+                    <m:sty m:val="p"/>
+                  </m:rPr>
+                  <m:t>)</m:t>
+                </m:r>
               </m:oMath>
             </m:oMathPara>
           </w:p>
@@ -494,33 +502,35 @@
             <m:oMath>
               <m:r>
                 <m:rPr>
+                  <m:scr m:val="double-struck"/>
                   <m:sty m:val="p"/>
-                  <m:scr m:val="double-struck"/>
                 </m:rPr>
                 <m:t>P</m:t>
               </m:r>
-              <m:d>
-                <m:dPr>
-                  <m:begChr m:val="("/>
-                  <m:sepChr m:val=""/>
-                  <m:endChr m:val=")"/>
-                  <m:grow/>
-                </m:dPr>
-                <m:e>
-                  <m:r>
-                    <m:t>X</m:t>
-                  </m:r>
-                  <m:r>
-                    <m:rPr>
-                      <m:sty m:val="p"/>
-                    </m:rPr>
-                    <m:t>=</m:t>
-                  </m:r>
-                  <m:r>
-                    <m:t>x</m:t>
-                  </m:r>
-                </m:e>
-              </m:d>
+              <m:r>
+                <m:rPr>
+                  <m:sty m:val="p"/>
+                </m:rPr>
+                <m:t>(</m:t>
+              </m:r>
+              <m:r>
+                <m:t>X</m:t>
+              </m:r>
+              <m:r>
+                <m:rPr>
+                  <m:sty m:val="p"/>
+                </m:rPr>
+                <m:t>=</m:t>
+              </m:r>
+              <m:r>
+                <m:t>x</m:t>
+              </m:r>
+              <m:r>
+                <m:rPr>
+                  <m:sty m:val="p"/>
+                </m:rPr>
+                <m:t>)</m:t>
+              </m:r>
             </m:oMath>
             <w:r>
               <w:t xml:space="preserve"> </w:t>
@@ -597,19 +607,21 @@
           <m:r>
             <m:t>p</m:t>
           </m:r>
-          <m:d>
-            <m:dPr>
-              <m:begChr m:val="("/>
-              <m:sepChr m:val=""/>
-              <m:endChr m:val=")"/>
-              <m:grow/>
-            </m:dPr>
-            <m:e>
-              <m:r>
-                <m:t>x</m:t>
-              </m:r>
-            </m:e>
-          </m:d>
+          <m:r>
+            <m:rPr>
+              <m:sty m:val="p"/>
+            </m:rPr>
+            <m:t>(</m:t>
+          </m:r>
+          <m:r>
+            <m:t>x</m:t>
+          </m:r>
+          <m:r>
+            <m:rPr>
+              <m:sty m:val="p"/>
+            </m:rPr>
+            <m:t>)</m:t>
+          </m:r>
           <m:r>
             <m:rPr>
               <m:sty m:val="p"/>
@@ -618,33 +630,35 @@
           </m:r>
           <m:r>
             <m:rPr>
+              <m:scr m:val="double-struck"/>
               <m:sty m:val="p"/>
-              <m:scr m:val="double-struck"/>
             </m:rPr>
             <m:t>P</m:t>
           </m:r>
-          <m:d>
-            <m:dPr>
-              <m:begChr m:val="("/>
-              <m:sepChr m:val=""/>
-              <m:endChr m:val=")"/>
-              <m:grow/>
-            </m:dPr>
-            <m:e>
-              <m:r>
-                <m:t>X</m:t>
-              </m:r>
-              <m:r>
-                <m:rPr>
-                  <m:sty m:val="p"/>
-                </m:rPr>
-                <m:t>=</m:t>
-              </m:r>
-              <m:r>
-                <m:t>x</m:t>
-              </m:r>
-            </m:e>
-          </m:d>
+          <m:r>
+            <m:rPr>
+              <m:sty m:val="p"/>
+            </m:rPr>
+            <m:t>(</m:t>
+          </m:r>
+          <m:r>
+            <m:t>X</m:t>
+          </m:r>
+          <m:r>
+            <m:rPr>
+              <m:sty m:val="p"/>
+            </m:rPr>
+            <m:t>=</m:t>
+          </m:r>
+          <m:r>
+            <m:t>x</m:t>
+          </m:r>
+          <m:r>
+            <m:rPr>
+              <m:sty m:val="p"/>
+            </m:rPr>
+            <m:t>)</m:t>
+          </m:r>
           <m:r>
             <m:rPr>
               <m:sty m:val="p"/>
@@ -657,8 +671,8 @@
           <m:r>
             <m:rPr>
               <m:nor/>
+              <m:scr m:val="sans-serif"/>
               <m:sty m:val="p"/>
-              <m:scr m:val="sans-serif"/>
             </m:rPr>
             <m:t> for all values of </m:t>
           </m:r>
@@ -753,19 +767,21 @@
               </m:r>
             </m:e>
           </m:nary>
-          <m:d>
-            <m:dPr>
-              <m:begChr m:val="("/>
-              <m:sepChr m:val=""/>
-              <m:endChr m:val=")"/>
-              <m:grow/>
-            </m:dPr>
-            <m:e>
-              <m:r>
-                <m:t>x</m:t>
-              </m:r>
-            </m:e>
-          </m:d>
+          <m:r>
+            <m:rPr>
+              <m:sty m:val="p"/>
+            </m:rPr>
+            <m:t>(</m:t>
+          </m:r>
+          <m:r>
+            <m:t>x</m:t>
+          </m:r>
+          <m:r>
+            <m:rPr>
+              <m:sty m:val="p"/>
+            </m:rPr>
+            <m:t>)</m:t>
+          </m:r>
           <m:r>
             <m:rPr>
               <m:sty m:val="p"/>
@@ -792,35 +808,37 @@
             <m:e>
               <m:r>
                 <m:rPr>
+                  <m:scr m:val="double-struck"/>
                   <m:sty m:val="p"/>
-                  <m:scr m:val="double-struck"/>
                 </m:rPr>
                 <m:t>P</m:t>
               </m:r>
             </m:e>
           </m:nary>
-          <m:d>
-            <m:dPr>
-              <m:begChr m:val="("/>
-              <m:sepChr m:val=""/>
-              <m:endChr m:val=")"/>
-              <m:grow/>
-            </m:dPr>
-            <m:e>
-              <m:r>
-                <m:t>X</m:t>
-              </m:r>
-              <m:r>
-                <m:rPr>
-                  <m:sty m:val="p"/>
-                </m:rPr>
-                <m:t>=</m:t>
-              </m:r>
-              <m:r>
-                <m:t>x</m:t>
-              </m:r>
-            </m:e>
-          </m:d>
+          <m:r>
+            <m:rPr>
+              <m:sty m:val="p"/>
+            </m:rPr>
+            <m:t>(</m:t>
+          </m:r>
+          <m:r>
+            <m:t>X</m:t>
+          </m:r>
+          <m:r>
+            <m:rPr>
+              <m:sty m:val="p"/>
+            </m:rPr>
+            <m:t>=</m:t>
+          </m:r>
+          <m:r>
+            <m:t>x</m:t>
+          </m:r>
+          <m:r>
+            <m:rPr>
+              <m:sty m:val="p"/>
+            </m:rPr>
+            <m:t>)</m:t>
+          </m:r>
           <m:r>
             <m:rPr>
               <m:sty m:val="p"/>
@@ -880,18 +898,18 @@
                 <wp:inline>
                   <wp:extent cx="152400" cy="152400"/>
                   <wp:effectExtent b="0" l="0" r="0" t="0"/>
-                  <wp:docPr descr="" title="" id="27" name="Picture"/>
+                  <wp:docPr descr="" title="" id="16" name="Picture"/>
                   <a:graphic>
                     <a:graphicData uri="http://schemas.openxmlformats.org/drawingml/2006/picture">
                       <pic:pic>
                         <pic:nvPicPr>
-                          <pic:cNvPr descr="/Applications/quarto/share/formats/docx/tip.png" id="28" name="Picture"/>
+                          <pic:cNvPr descr="/Applications/quarto/share/formats/docx/tip.png" id="17" name="Picture"/>
                           <pic:cNvPicPr>
                             <a:picLocks noChangeArrowheads="1" noChangeAspect="1"/>
                           </pic:cNvPicPr>
                         </pic:nvPicPr>
                         <pic:blipFill>
-                          <a:blip r:embed="rId26"/>
+                          <a:blip r:embed="rId15"/>
                           <a:stretch>
                             <a:fillRect/>
                           </a:stretch>
@@ -997,7 +1015,7 @@
             <w:r>
               <w:t xml:space="preserve"> </w:t>
             </w:r>
-            <w:hyperlink r:id="rId29">
+            <w:hyperlink r:id="rId18">
               <w:r>
                 <w:rPr>
                   <w:rStyle w:val="Hyperlink"/>
@@ -1059,18 +1077,18 @@
                 <wp:inline>
                   <wp:extent cx="152400" cy="152400"/>
                   <wp:effectExtent b="0" l="0" r="0" t="0"/>
-                  <wp:docPr descr="" title="" id="30" name="Picture"/>
+                  <wp:docPr descr="" title="" id="19" name="Picture"/>
                   <a:graphic>
                     <a:graphicData uri="http://schemas.openxmlformats.org/drawingml/2006/picture">
                       <pic:pic>
                         <pic:nvPicPr>
-                          <pic:cNvPr descr="/Applications/quarto/share/formats/docx/tip.png" id="31" name="Picture"/>
+                          <pic:cNvPr descr="/Applications/quarto/share/formats/docx/tip.png" id="20" name="Picture"/>
                           <pic:cNvPicPr>
                             <a:picLocks noChangeArrowheads="1" noChangeAspect="1"/>
                           </pic:cNvPicPr>
                         </pic:nvPicPr>
                         <pic:blipFill>
-                          <a:blip r:embed="rId26"/>
+                          <a:blip r:embed="rId15"/>
                           <a:stretch>
                             <a:fillRect/>
                           </a:stretch>
@@ -1145,7 +1163,7 @@
             <w:r>
               <w:t xml:space="preserve"> </w:t>
             </w:r>
-            <w:hyperlink r:id="rId20">
+            <w:hyperlink r:id="rId9">
               <w:r>
                 <w:rPr>
                   <w:rStyle w:val="Hyperlink"/>
@@ -1209,18 +1227,18 @@
                 <wp:inline>
                   <wp:extent cx="152400" cy="152400"/>
                   <wp:effectExtent b="0" l="0" r="0" t="0"/>
-                  <wp:docPr descr="" title="" id="32" name="Picture"/>
+                  <wp:docPr descr="" title="" id="21" name="Picture"/>
                   <a:graphic>
                     <a:graphicData uri="http://schemas.openxmlformats.org/drawingml/2006/picture">
                       <pic:pic>
                         <pic:nvPicPr>
-                          <pic:cNvPr descr="/Applications/quarto/share/formats/docx/note.png" id="33" name="Picture"/>
+                          <pic:cNvPr descr="/Applications/quarto/share/formats/docx/note.png" id="22" name="Picture"/>
                           <pic:cNvPicPr>
                             <a:picLocks noChangeArrowheads="1" noChangeAspect="1"/>
                           </pic:cNvPicPr>
                         </pic:nvPicPr>
                         <pic:blipFill>
-                          <a:blip r:embed="rId23"/>
+                          <a:blip r:embed="rId12"/>
                           <a:stretch>
                             <a:fillRect/>
                           </a:stretch>
@@ -1396,19 +1414,21 @@
               <m:r>
                 <m:t>p</m:t>
               </m:r>
-              <m:d>
-                <m:dPr>
-                  <m:begChr m:val="("/>
-                  <m:sepChr m:val=""/>
-                  <m:endChr m:val=")"/>
-                  <m:grow/>
-                </m:dPr>
-                <m:e>
-                  <m:r>
-                    <m:t>x</m:t>
-                  </m:r>
-                </m:e>
-              </m:d>
+              <m:r>
+                <m:rPr>
+                  <m:sty m:val="p"/>
+                </m:rPr>
+                <m:t>(</m:t>
+              </m:r>
+              <m:r>
+                <m:t>x</m:t>
+              </m:r>
+              <m:r>
+                <m:rPr>
+                  <m:sty m:val="p"/>
+                </m:rPr>
+                <m:t>)</m:t>
+              </m:r>
             </m:oMath>
             <w:r>
               <w:t xml:space="preserve"> </w:t>
@@ -1527,33 +1547,35 @@
                   <m:oMath>
                     <m:r>
                       <m:rPr>
+                        <m:scr m:val="double-struck"/>
                         <m:sty m:val="p"/>
-                        <m:scr m:val="double-struck"/>
                       </m:rPr>
                       <m:t>P</m:t>
                     </m:r>
-                    <m:d>
-                      <m:dPr>
-                        <m:begChr m:val="("/>
-                        <m:sepChr m:val=""/>
-                        <m:endChr m:val=")"/>
-                        <m:grow/>
-                      </m:dPr>
-                      <m:e>
-                        <m:r>
-                          <m:t>X</m:t>
-                        </m:r>
-                        <m:r>
-                          <m:rPr>
-                            <m:sty m:val="p"/>
-                          </m:rPr>
-                          <m:t>=</m:t>
-                        </m:r>
-                        <m:r>
-                          <m:t>x</m:t>
-                        </m:r>
-                      </m:e>
-                    </m:d>
+                    <m:r>
+                      <m:rPr>
+                        <m:sty m:val="p"/>
+                      </m:rPr>
+                      <m:t>(</m:t>
+                    </m:r>
+                    <m:r>
+                      <m:t>X</m:t>
+                    </m:r>
+                    <m:r>
+                      <m:rPr>
+                        <m:sty m:val="p"/>
+                      </m:rPr>
+                      <m:t>=</m:t>
+                    </m:r>
+                    <m:r>
+                      <m:t>x</m:t>
+                    </m:r>
+                    <m:r>
+                      <m:rPr>
+                        <m:sty m:val="p"/>
+                      </m:rPr>
+                      <m:t>)</m:t>
+                    </m:r>
                   </m:oMath>
                 </w:p>
               </w:tc>
@@ -1745,33 +1767,35 @@
             <m:oMath>
               <m:r>
                 <m:rPr>
+                  <m:scr m:val="double-struck"/>
                   <m:sty m:val="p"/>
-                  <m:scr m:val="double-struck"/>
                 </m:rPr>
                 <m:t>P</m:t>
               </m:r>
-              <m:d>
-                <m:dPr>
-                  <m:begChr m:val="("/>
-                  <m:sepChr m:val=""/>
-                  <m:endChr m:val=")"/>
-                  <m:grow/>
-                </m:dPr>
-                <m:e>
-                  <m:r>
-                    <m:t>X</m:t>
-                  </m:r>
-                  <m:r>
-                    <m:rPr>
-                      <m:sty m:val="p"/>
-                    </m:rPr>
-                    <m:t>=</m:t>
-                  </m:r>
-                  <m:r>
-                    <m:t>x</m:t>
-                  </m:r>
-                </m:e>
-              </m:d>
+              <m:r>
+                <m:rPr>
+                  <m:sty m:val="p"/>
+                </m:rPr>
+                <m:t>(</m:t>
+              </m:r>
+              <m:r>
+                <m:t>X</m:t>
+              </m:r>
+              <m:r>
+                <m:rPr>
+                  <m:sty m:val="p"/>
+                </m:rPr>
+                <m:t>=</m:t>
+              </m:r>
+              <m:r>
+                <m:t>x</m:t>
+              </m:r>
+              <m:r>
+                <m:rPr>
+                  <m:sty m:val="p"/>
+                </m:rPr>
+                <m:t>)</m:t>
+              </m:r>
               <m:r>
                 <m:rPr>
                   <m:sty m:val="p"/>
@@ -1848,35 +1872,37 @@
                   <m:e>
                     <m:r>
                       <m:rPr>
+                        <m:scr m:val="double-struck"/>
                         <m:sty m:val="p"/>
-                        <m:scr m:val="double-struck"/>
                       </m:rPr>
                       <m:t>P</m:t>
                     </m:r>
                   </m:e>
                 </m:nary>
-                <m:d>
-                  <m:dPr>
-                    <m:begChr m:val="("/>
-                    <m:sepChr m:val=""/>
-                    <m:endChr m:val=")"/>
-                    <m:grow/>
-                  </m:dPr>
-                  <m:e>
-                    <m:r>
-                      <m:t>X</m:t>
-                    </m:r>
-                    <m:r>
-                      <m:rPr>
-                        <m:sty m:val="p"/>
-                      </m:rPr>
-                      <m:t>=</m:t>
-                    </m:r>
-                    <m:r>
-                      <m:t>x</m:t>
-                    </m:r>
-                  </m:e>
-                </m:d>
+                <m:r>
+                  <m:rPr>
+                    <m:sty m:val="p"/>
+                  </m:rPr>
+                  <m:t>(</m:t>
+                </m:r>
+                <m:r>
+                  <m:t>X</m:t>
+                </m:r>
+                <m:r>
+                  <m:rPr>
+                    <m:sty m:val="p"/>
+                  </m:rPr>
+                  <m:t>=</m:t>
+                </m:r>
+                <m:r>
+                  <m:t>x</m:t>
+                </m:r>
+                <m:r>
+                  <m:rPr>
+                    <m:sty m:val="p"/>
+                  </m:rPr>
+                  <m:t>)</m:t>
+                </m:r>
                 <m:r>
                   <m:rPr>
                     <m:sty m:val="p"/>
@@ -2096,18 +2122,18 @@
                 <wp:inline>
                   <wp:extent cx="152400" cy="152400"/>
                   <wp:effectExtent b="0" l="0" r="0" t="0"/>
-                  <wp:docPr descr="" title="" id="34" name="Picture"/>
+                  <wp:docPr descr="" title="" id="23" name="Picture"/>
                   <a:graphic>
                     <a:graphicData uri="http://schemas.openxmlformats.org/drawingml/2006/picture">
                       <pic:pic>
                         <pic:nvPicPr>
-                          <pic:cNvPr descr="/Applications/quarto/share/formats/docx/note.png" id="35" name="Picture"/>
+                          <pic:cNvPr descr="/Applications/quarto/share/formats/docx/note.png" id="24" name="Picture"/>
                           <pic:cNvPicPr>
                             <a:picLocks noChangeArrowheads="1" noChangeAspect="1"/>
                           </pic:cNvPicPr>
                         </pic:nvPicPr>
                         <pic:blipFill>
-                          <a:blip r:embed="rId23"/>
+                          <a:blip r:embed="rId12"/>
                           <a:stretch>
                             <a:fillRect/>
                           </a:stretch>
@@ -2266,7 +2292,7 @@
             <w:r>
               <w:t xml:space="preserve"> </w:t>
             </w:r>
-            <w:hyperlink r:id="rId20">
+            <w:hyperlink r:id="rId9">
               <w:r>
                 <w:rPr>
                   <w:rStyle w:val="Hyperlink"/>
@@ -2374,33 +2400,35 @@
             <m:oMath>
               <m:r>
                 <m:rPr>
+                  <m:scr m:val="double-struck"/>
                   <m:sty m:val="p"/>
-                  <m:scr m:val="double-struck"/>
                 </m:rPr>
                 <m:t>P</m:t>
               </m:r>
-              <m:d>
-                <m:dPr>
-                  <m:begChr m:val="("/>
-                  <m:sepChr m:val=""/>
-                  <m:endChr m:val=")"/>
-                  <m:grow/>
-                </m:dPr>
-                <m:e>
-                  <m:r>
-                    <m:t>X</m:t>
-                  </m:r>
-                  <m:r>
-                    <m:rPr>
-                      <m:sty m:val="p"/>
-                    </m:rPr>
-                    <m:t>=</m:t>
-                  </m:r>
-                  <m:r>
-                    <m:t>0</m:t>
-                  </m:r>
-                </m:e>
-              </m:d>
+              <m:r>
+                <m:rPr>
+                  <m:sty m:val="p"/>
+                </m:rPr>
+                <m:t>(</m:t>
+              </m:r>
+              <m:r>
+                <m:t>X</m:t>
+              </m:r>
+              <m:r>
+                <m:rPr>
+                  <m:sty m:val="p"/>
+                </m:rPr>
+                <m:t>=</m:t>
+              </m:r>
+              <m:r>
+                <m:t>0</m:t>
+              </m:r>
+              <m:r>
+                <m:rPr>
+                  <m:sty m:val="p"/>
+                </m:rPr>
+                <m:t>)</m:t>
+              </m:r>
               <m:r>
                 <m:rPr>
                   <m:sty m:val="p"/>
@@ -2467,33 +2495,35 @@
             <m:oMath>
               <m:r>
                 <m:rPr>
+                  <m:scr m:val="double-struck"/>
                   <m:sty m:val="p"/>
-                  <m:scr m:val="double-struck"/>
                 </m:rPr>
                 <m:t>P</m:t>
               </m:r>
-              <m:d>
-                <m:dPr>
-                  <m:begChr m:val="("/>
-                  <m:sepChr m:val=""/>
-                  <m:endChr m:val=")"/>
-                  <m:grow/>
-                </m:dPr>
-                <m:e>
-                  <m:r>
-                    <m:t>X</m:t>
-                  </m:r>
-                  <m:r>
-                    <m:rPr>
-                      <m:sty m:val="p"/>
-                    </m:rPr>
-                    <m:t>=</m:t>
-                  </m:r>
-                  <m:r>
-                    <m:t>1</m:t>
-                  </m:r>
-                </m:e>
-              </m:d>
+              <m:r>
+                <m:rPr>
+                  <m:sty m:val="p"/>
+                </m:rPr>
+                <m:t>(</m:t>
+              </m:r>
+              <m:r>
+                <m:t>X</m:t>
+              </m:r>
+              <m:r>
+                <m:rPr>
+                  <m:sty m:val="p"/>
+                </m:rPr>
+                <m:t>=</m:t>
+              </m:r>
+              <m:r>
+                <m:t>1</m:t>
+              </m:r>
+              <m:r>
+                <m:rPr>
+                  <m:sty m:val="p"/>
+                </m:rPr>
+                <m:t>)</m:t>
+              </m:r>
               <m:r>
                 <m:rPr>
                   <m:sty m:val="p"/>
@@ -2566,33 +2596,20 @@
             <m:oMath>
               <m:r>
                 <m:rPr>
+                  <m:scr m:val="double-struck"/>
                   <m:sty m:val="p"/>
-                  <m:scr m:val="double-struck"/>
                 </m:rPr>
                 <m:t>P</m:t>
               </m:r>
-              <m:d>
-                <m:dPr>
-                  <m:begChr m:val="("/>
-                  <m:sepChr m:val=""/>
-                  <m:endChr m:val=")"/>
-                  <m:grow/>
-                </m:dPr>
-                <m:e>
-                  <m:r>
-                    <m:t>X</m:t>
-                  </m:r>
-                  <m:r>
-                    <m:rPr>
-                      <m:sty m:val="p"/>
-                    </m:rPr>
-                    <m:t>=</m:t>
-                  </m:r>
-                  <m:r>
-                    <m:t>2</m:t>
-                  </m:r>
-                </m:e>
-              </m:d>
+              <m:r>
+                <m:rPr>
+                  <m:sty m:val="p"/>
+                </m:rPr>
+                <m:t>(</m:t>
+              </m:r>
+              <m:r>
+                <m:t>X</m:t>
+              </m:r>
               <m:r>
                 <m:rPr>
                   <m:sty m:val="p"/>
@@ -2600,6 +2617,21 @@
                 <m:t>=</m:t>
               </m:r>
               <m:r>
+                <m:t>2</m:t>
+              </m:r>
+              <m:r>
+                <m:rPr>
+                  <m:sty m:val="p"/>
+                </m:rPr>
+                <m:t>)</m:t>
+              </m:r>
+              <m:r>
+                <m:rPr>
+                  <m:sty m:val="p"/>
+                </m:rPr>
+                <m:t>=</m:t>
+              </m:r>
+              <m:r>
                 <m:t>1</m:t>
               </m:r>
               <m:r>
@@ -2630,19 +2662,21 @@
               <m:r>
                 <m:t>p</m:t>
               </m:r>
-              <m:d>
-                <m:dPr>
-                  <m:begChr m:val="("/>
-                  <m:sepChr m:val=""/>
-                  <m:endChr m:val=")"/>
-                  <m:grow/>
-                </m:dPr>
-                <m:e>
-                  <m:r>
-                    <m:t>x</m:t>
-                  </m:r>
-                </m:e>
-              </m:d>
+              <m:r>
+                <m:rPr>
+                  <m:sty m:val="p"/>
+                </m:rPr>
+                <m:t>(</m:t>
+              </m:r>
+              <m:r>
+                <m:t>x</m:t>
+              </m:r>
+              <m:r>
+                <m:rPr>
+                  <m:sty m:val="p"/>
+                </m:rPr>
+                <m:t>)</m:t>
+              </m:r>
             </m:oMath>
             <w:r>
               <w:t xml:space="preserve"> </w:t>
@@ -2724,33 +2758,35 @@
                   <m:oMath>
                     <m:r>
                       <m:rPr>
+                        <m:scr m:val="double-struck"/>
                         <m:sty m:val="p"/>
-                        <m:scr m:val="double-struck"/>
                       </m:rPr>
                       <m:t>P</m:t>
                     </m:r>
-                    <m:d>
-                      <m:dPr>
-                        <m:begChr m:val="("/>
-                        <m:sepChr m:val=""/>
-                        <m:endChr m:val=")"/>
-                        <m:grow/>
-                      </m:dPr>
-                      <m:e>
-                        <m:r>
-                          <m:t>X</m:t>
-                        </m:r>
-                        <m:r>
-                          <m:rPr>
-                            <m:sty m:val="p"/>
-                          </m:rPr>
-                          <m:t>=</m:t>
-                        </m:r>
-                        <m:r>
-                          <m:t>x</m:t>
-                        </m:r>
-                      </m:e>
-                    </m:d>
+                    <m:r>
+                      <m:rPr>
+                        <m:sty m:val="p"/>
+                      </m:rPr>
+                      <m:t>(</m:t>
+                    </m:r>
+                    <m:r>
+                      <m:t>X</m:t>
+                    </m:r>
+                    <m:r>
+                      <m:rPr>
+                        <m:sty m:val="p"/>
+                      </m:rPr>
+                      <m:t>=</m:t>
+                    </m:r>
+                    <m:r>
+                      <m:t>x</m:t>
+                    </m:r>
+                    <m:r>
+                      <m:rPr>
+                        <m:sty m:val="p"/>
+                      </m:rPr>
+                      <m:t>)</m:t>
+                    </m:r>
                   </m:oMath>
                 </w:p>
               </w:tc>
@@ -2825,33 +2861,35 @@
             <m:oMath>
               <m:r>
                 <m:rPr>
+                  <m:scr m:val="double-struck"/>
                   <m:sty m:val="p"/>
-                  <m:scr m:val="double-struck"/>
                 </m:rPr>
                 <m:t>P</m:t>
               </m:r>
-              <m:d>
-                <m:dPr>
-                  <m:begChr m:val="("/>
-                  <m:sepChr m:val=""/>
-                  <m:endChr m:val=")"/>
-                  <m:grow/>
-                </m:dPr>
-                <m:e>
-                  <m:r>
-                    <m:t>X</m:t>
-                  </m:r>
-                  <m:r>
-                    <m:rPr>
-                      <m:sty m:val="p"/>
-                    </m:rPr>
-                    <m:t>=</m:t>
-                  </m:r>
-                  <m:r>
-                    <m:t>x</m:t>
-                  </m:r>
-                </m:e>
-              </m:d>
+              <m:r>
+                <m:rPr>
+                  <m:sty m:val="p"/>
+                </m:rPr>
+                <m:t>(</m:t>
+              </m:r>
+              <m:r>
+                <m:t>X</m:t>
+              </m:r>
+              <m:r>
+                <m:rPr>
+                  <m:sty m:val="p"/>
+                </m:rPr>
+                <m:t>=</m:t>
+              </m:r>
+              <m:r>
+                <m:t>x</m:t>
+              </m:r>
+              <m:r>
+                <m:rPr>
+                  <m:sty m:val="p"/>
+                </m:rPr>
+                <m:t>)</m:t>
+              </m:r>
               <m:r>
                 <m:rPr>
                   <m:sty m:val="p"/>
@@ -2935,35 +2973,37 @@
                   <m:e>
                     <m:r>
                       <m:rPr>
+                        <m:scr m:val="double-struck"/>
                         <m:sty m:val="p"/>
-                        <m:scr m:val="double-struck"/>
                       </m:rPr>
                       <m:t>P</m:t>
                     </m:r>
                   </m:e>
                 </m:nary>
-                <m:d>
-                  <m:dPr>
-                    <m:begChr m:val="("/>
-                    <m:sepChr m:val=""/>
-                    <m:endChr m:val=")"/>
-                    <m:grow/>
-                  </m:dPr>
-                  <m:e>
-                    <m:r>
-                      <m:t>X</m:t>
-                    </m:r>
-                    <m:r>
-                      <m:rPr>
-                        <m:sty m:val="p"/>
-                      </m:rPr>
-                      <m:t>=</m:t>
-                    </m:r>
-                    <m:r>
-                      <m:t>x</m:t>
-                    </m:r>
-                  </m:e>
-                </m:d>
+                <m:r>
+                  <m:rPr>
+                    <m:sty m:val="p"/>
+                  </m:rPr>
+                  <m:t>(</m:t>
+                </m:r>
+                <m:r>
+                  <m:t>X</m:t>
+                </m:r>
+                <m:r>
+                  <m:rPr>
+                    <m:sty m:val="p"/>
+                  </m:rPr>
+                  <m:t>=</m:t>
+                </m:r>
+                <m:r>
+                  <m:t>x</m:t>
+                </m:r>
+                <m:r>
+                  <m:rPr>
+                    <m:sty m:val="p"/>
+                  </m:rPr>
+                  <m:t>)</m:t>
+                </m:r>
                 <m:r>
                   <m:rPr>
                     <m:sty m:val="p"/>
@@ -3065,18 +3105,18 @@
                 <wp:inline>
                   <wp:extent cx="152400" cy="152400"/>
                   <wp:effectExtent b="0" l="0" r="0" t="0"/>
-                  <wp:docPr descr="" title="" id="36" name="Picture"/>
+                  <wp:docPr descr="" title="" id="25" name="Picture"/>
                   <a:graphic>
                     <a:graphicData uri="http://schemas.openxmlformats.org/drawingml/2006/picture">
                       <pic:pic>
                         <pic:nvPicPr>
-                          <pic:cNvPr descr="/Applications/quarto/share/formats/docx/note.png" id="37" name="Picture"/>
+                          <pic:cNvPr descr="/Applications/quarto/share/formats/docx/note.png" id="26" name="Picture"/>
                           <pic:cNvPicPr>
                             <a:picLocks noChangeArrowheads="1" noChangeAspect="1"/>
                           </pic:cNvPicPr>
                         </pic:nvPicPr>
                         <pic:blipFill>
-                          <a:blip r:embed="rId23"/>
+                          <a:blip r:embed="rId12"/>
                           <a:stretch>
                             <a:fillRect/>
                           </a:stretch>
@@ -3295,19 +3335,21 @@
               <m:r>
                 <m:t>p</m:t>
               </m:r>
-              <m:d>
-                <m:dPr>
-                  <m:begChr m:val="("/>
-                  <m:sepChr m:val=""/>
-                  <m:endChr m:val=")"/>
-                  <m:grow/>
-                </m:dPr>
-                <m:e>
-                  <m:r>
-                    <m:t>x</m:t>
-                  </m:r>
-                </m:e>
-              </m:d>
+              <m:r>
+                <m:rPr>
+                  <m:sty m:val="p"/>
+                </m:rPr>
+                <m:t>(</m:t>
+              </m:r>
+              <m:r>
+                <m:t>x</m:t>
+              </m:r>
+              <m:r>
+                <m:rPr>
+                  <m:sty m:val="p"/>
+                </m:rPr>
+                <m:t>)</m:t>
+              </m:r>
             </m:oMath>
             <w:r>
               <w:t xml:space="preserve"> </w:t>
@@ -3328,19 +3370,21 @@
                 <m:r>
                   <m:t>f</m:t>
                 </m:r>
-                <m:d>
-                  <m:dPr>
-                    <m:begChr m:val="("/>
-                    <m:sepChr m:val=""/>
-                    <m:endChr m:val=")"/>
-                    <m:grow/>
-                  </m:dPr>
-                  <m:e>
-                    <m:r>
-                      <m:t>x</m:t>
-                    </m:r>
-                  </m:e>
-                </m:d>
+                <m:r>
+                  <m:rPr>
+                    <m:sty m:val="p"/>
+                  </m:rPr>
+                  <m:t>(</m:t>
+                </m:r>
+                <m:r>
+                  <m:t>x</m:t>
+                </m:r>
+                <m:r>
+                  <m:rPr>
+                    <m:sty m:val="p"/>
+                  </m:rPr>
+                  <m:t>)</m:t>
+                </m:r>
                 <m:r>
                   <m:rPr>
                     <m:sty m:val="p"/>
@@ -3349,33 +3393,35 @@
                 </m:r>
                 <m:r>
                   <m:rPr>
-                    <m:sty m:val="p"/>
                     <m:scr m:val="double-struck"/>
+                    <m:sty m:val="p"/>
                   </m:rPr>
                   <m:t>P</m:t>
                 </m:r>
-                <m:d>
-                  <m:dPr>
-                    <m:begChr m:val="("/>
-                    <m:sepChr m:val=""/>
-                    <m:endChr m:val=")"/>
-                    <m:grow/>
-                  </m:dPr>
-                  <m:e>
-                    <m:r>
-                      <m:t>X</m:t>
-                    </m:r>
-                    <m:r>
-                      <m:rPr>
-                        <m:sty m:val="p"/>
-                      </m:rPr>
-                      <m:t>=</m:t>
-                    </m:r>
-                    <m:r>
-                      <m:t>x</m:t>
-                    </m:r>
-                  </m:e>
-                </m:d>
+                <m:r>
+                  <m:rPr>
+                    <m:sty m:val="p"/>
+                  </m:rPr>
+                  <m:t>(</m:t>
+                </m:r>
+                <m:r>
+                  <m:t>X</m:t>
+                </m:r>
+                <m:r>
+                  <m:rPr>
+                    <m:sty m:val="p"/>
+                  </m:rPr>
+                  <m:t>=</m:t>
+                </m:r>
+                <m:r>
+                  <m:t>x</m:t>
+                </m:r>
+                <m:r>
+                  <m:rPr>
+                    <m:sty m:val="p"/>
+                  </m:rPr>
+                  <m:t>)</m:t>
+                </m:r>
                 <m:r>
                   <m:rPr>
                     <m:sty m:val="p"/>
@@ -3426,28 +3472,30 @@
                     </m:r>
                   </m:e>
                   <m:sup>
-                    <m:d>
-                      <m:dPr>
-                        <m:begChr m:val="("/>
-                        <m:sepChr m:val=""/>
-                        <m:endChr m:val=")"/>
-                        <m:grow/>
-                      </m:dPr>
-                      <m:e>
-                        <m:r>
-                          <m:t>n</m:t>
-                        </m:r>
-                        <m:r>
-                          <m:rPr>
-                            <m:sty m:val="p"/>
-                          </m:rPr>
-                          <m:t>−</m:t>
-                        </m:r>
-                        <m:r>
-                          <m:t>x</m:t>
-                        </m:r>
-                      </m:e>
-                    </m:d>
+                    <m:r>
+                      <m:rPr>
+                        <m:sty m:val="p"/>
+                      </m:rPr>
+                      <m:t>(</m:t>
+                    </m:r>
+                    <m:r>
+                      <m:t>n</m:t>
+                    </m:r>
+                    <m:r>
+                      <m:rPr>
+                        <m:sty m:val="p"/>
+                      </m:rPr>
+                      <m:t>−</m:t>
+                    </m:r>
+                    <m:r>
+                      <m:t>x</m:t>
+                    </m:r>
+                    <m:r>
+                      <m:rPr>
+                        <m:sty m:val="p"/>
+                      </m:rPr>
+                      <m:t>)</m:t>
+                    </m:r>
                   </m:sup>
                 </m:sSup>
                 <m:r>
@@ -3472,28 +3520,30 @@
                     </m:r>
                   </m:num>
                   <m:den>
-                    <m:d>
-                      <m:dPr>
-                        <m:begChr m:val="("/>
-                        <m:sepChr m:val=""/>
-                        <m:endChr m:val=")"/>
-                        <m:grow/>
-                      </m:dPr>
-                      <m:e>
-                        <m:r>
-                          <m:t>n</m:t>
-                        </m:r>
-                        <m:r>
-                          <m:rPr>
-                            <m:sty m:val="p"/>
-                          </m:rPr>
-                          <m:t>−</m:t>
-                        </m:r>
-                        <m:r>
-                          <m:t>x</m:t>
-                        </m:r>
-                      </m:e>
-                    </m:d>
+                    <m:r>
+                      <m:rPr>
+                        <m:sty m:val="p"/>
+                      </m:rPr>
+                      <m:t>(</m:t>
+                    </m:r>
+                    <m:r>
+                      <m:t>n</m:t>
+                    </m:r>
+                    <m:r>
+                      <m:rPr>
+                        <m:sty m:val="p"/>
+                      </m:rPr>
+                      <m:t>−</m:t>
+                    </m:r>
+                    <m:r>
+                      <m:t>x</m:t>
+                    </m:r>
+                    <m:r>
+                      <m:rPr>
+                        <m:sty m:val="p"/>
+                      </m:rPr>
+                      <m:t>)</m:t>
+                    </m:r>
                     <m:r>
                       <m:rPr>
                         <m:sty m:val="p"/>
@@ -3530,28 +3580,30 @@
                     </m:r>
                   </m:e>
                   <m:sup>
-                    <m:d>
-                      <m:dPr>
-                        <m:begChr m:val="("/>
-                        <m:sepChr m:val=""/>
-                        <m:endChr m:val=")"/>
-                        <m:grow/>
-                      </m:dPr>
-                      <m:e>
-                        <m:r>
-                          <m:t>n</m:t>
-                        </m:r>
-                        <m:r>
-                          <m:rPr>
-                            <m:sty m:val="p"/>
-                          </m:rPr>
-                          <m:t>−</m:t>
-                        </m:r>
-                        <m:r>
-                          <m:t>x</m:t>
-                        </m:r>
-                      </m:e>
-                    </m:d>
+                    <m:r>
+                      <m:rPr>
+                        <m:sty m:val="p"/>
+                      </m:rPr>
+                      <m:t>(</m:t>
+                    </m:r>
+                    <m:r>
+                      <m:t>n</m:t>
+                    </m:r>
+                    <m:r>
+                      <m:rPr>
+                        <m:sty m:val="p"/>
+                      </m:rPr>
+                      <m:t>−</m:t>
+                    </m:r>
+                    <m:r>
+                      <m:t>x</m:t>
+                    </m:r>
+                    <m:r>
+                      <m:rPr>
+                        <m:sty m:val="p"/>
+                      </m:rPr>
+                      <m:t>)</m:t>
+                    </m:r>
                   </m:sup>
                 </m:sSup>
               </m:oMath>
@@ -3789,33 +3841,35 @@
               <m:oMath>
                 <m:r>
                   <m:rPr>
-                    <m:sty m:val="p"/>
                     <m:scr m:val="double-struck"/>
+                    <m:sty m:val="p"/>
                   </m:rPr>
                   <m:t>P</m:t>
                 </m:r>
-                <m:d>
-                  <m:dPr>
-                    <m:begChr m:val="("/>
-                    <m:sepChr m:val=""/>
-                    <m:endChr m:val=")"/>
-                    <m:grow/>
-                  </m:dPr>
-                  <m:e>
-                    <m:r>
-                      <m:t>X</m:t>
-                    </m:r>
-                    <m:r>
-                      <m:rPr>
-                        <m:sty m:val="p"/>
-                      </m:rPr>
-                      <m:t>=</m:t>
-                    </m:r>
-                    <m:r>
-                      <m:t>4</m:t>
-                    </m:r>
-                  </m:e>
-                </m:d>
+                <m:r>
+                  <m:rPr>
+                    <m:sty m:val="p"/>
+                  </m:rPr>
+                  <m:t>(</m:t>
+                </m:r>
+                <m:r>
+                  <m:t>X</m:t>
+                </m:r>
+                <m:r>
+                  <m:rPr>
+                    <m:sty m:val="p"/>
+                  </m:rPr>
+                  <m:t>=</m:t>
+                </m:r>
+                <m:r>
+                  <m:t>4</m:t>
+                </m:r>
+                <m:r>
+                  <m:rPr>
+                    <m:sty m:val="p"/>
+                  </m:rPr>
+                  <m:t>)</m:t>
+                </m:r>
                 <m:r>
                   <m:rPr>
                     <m:sty m:val="p"/>
@@ -4038,7 +4092,7 @@
       <w:r>
         <w:t xml:space="preserve"> </w:t>
       </w:r>
-      <w:hyperlink r:id="rId38">
+      <w:hyperlink r:id="rId27">
         <w:r>
           <w:rPr>
             <w:rStyle w:val="Hyperlink"/>
@@ -4066,7 +4120,7 @@
       <w:tr>
         <w:tc>
           <w:tcPr/>
-          <w:bookmarkStart w:id="42" w:name="fig-pmfspdfscdfs1"/>
+          <w:bookmarkStart w:id="31" w:name="fig-pmfspdfscdfs1"/>
           <w:p>
             <w:pPr>
               <w:jc w:val="center"/>
@@ -4076,18 +4130,18 @@
                 <wp:inline>
                   <wp:extent cx="5943600" cy="4754880"/>
                   <wp:effectExtent b="0" l="0" r="0" t="0"/>
-                  <wp:docPr descr="" title="" id="40" name="Picture"/>
+                  <wp:docPr descr="" title="" id="29" name="Picture"/>
                   <a:graphic>
                     <a:graphicData uri="http://schemas.openxmlformats.org/drawingml/2006/picture">
                       <pic:pic>
                         <pic:nvPicPr>
-                          <pic:cNvPr descr="pmfspdfscdfs_files/figure-docx/unnamed-chunk-1-1.png" id="41" name="Picture"/>
+                          <pic:cNvPr descr="pmfspdfscdfs_files/figure-docx/unnamed-chunk-1-1.png" id="30" name="Picture"/>
                           <pic:cNvPicPr>
                             <a:picLocks noChangeArrowheads="1" noChangeAspect="1"/>
                           </pic:cNvPicPr>
                         </pic:nvPicPr>
                         <pic:blipFill>
-                          <a:blip r:embed="rId39"/>
+                          <a:blip r:embed="rId28"/>
                           <a:stretch>
                             <a:fillRect/>
                           </a:stretch>
@@ -4127,12 +4181,12 @@
               <w:t xml:space="preserve">Figure 1: Binomial distribution for ten coin flips as in Example 3.</w:t>
             </w:r>
           </w:p>
-          <w:bookmarkEnd w:id="42"/>
+          <w:bookmarkEnd w:id="31"/>
         </w:tc>
       </w:tr>
     </w:tbl>
-    <w:bookmarkEnd w:id="43"/>
-    <w:bookmarkStart w:id="66" w:name="Xa1e324921ed7e9420427c55482565a6e2496715"/>
+    <w:bookmarkEnd w:id="32"/>
+    <w:bookmarkStart w:id="55" w:name="Xa1e324921ed7e9420427c55482565a6e2496715"/>
     <w:p>
       <w:pPr>
         <w:pStyle w:val="Heading1"/>
@@ -4228,19 +4282,21 @@
         <m:r>
           <m:t>f</m:t>
         </m:r>
-        <m:d>
-          <m:dPr>
-            <m:begChr m:val="("/>
-            <m:sepChr m:val=""/>
-            <m:endChr m:val=")"/>
-            <m:grow/>
-          </m:dPr>
-          <m:e>
-            <m:r>
-              <m:t>x</m:t>
-            </m:r>
-          </m:e>
-        </m:d>
+        <m:r>
+          <m:rPr>
+            <m:sty m:val="p"/>
+          </m:rPr>
+          <m:t>(</m:t>
+        </m:r>
+        <m:r>
+          <m:t>x</m:t>
+        </m:r>
+        <m:r>
+          <m:rPr>
+            <m:sty m:val="p"/>
+          </m:rPr>
+          <m:t>)</m:t>
+        </m:r>
       </m:oMath>
       <w:r>
         <w:t xml:space="preserve"> </w:t>
@@ -4262,42 +4318,44 @@
       <m:oMath>
         <m:r>
           <m:rPr>
+            <m:scr m:val="double-struck"/>
             <m:sty m:val="p"/>
-            <m:scr m:val="double-struck"/>
           </m:rPr>
           <m:t>P</m:t>
         </m:r>
-        <m:d>
-          <m:dPr>
-            <m:begChr m:val="("/>
-            <m:sepChr m:val=""/>
-            <m:endChr m:val=")"/>
-            <m:grow/>
-          </m:dPr>
-          <m:e>
-            <m:r>
-              <m:t>a</m:t>
-            </m:r>
-            <m:r>
-              <m:rPr>
-                <m:sty m:val="p"/>
-              </m:rPr>
-              <m:t>≤</m:t>
-            </m:r>
-            <m:r>
-              <m:t>X</m:t>
-            </m:r>
-            <m:r>
-              <m:rPr>
-                <m:sty m:val="p"/>
-              </m:rPr>
-              <m:t>≤</m:t>
-            </m:r>
-            <m:r>
-              <m:t>b</m:t>
-            </m:r>
-          </m:e>
-        </m:d>
+        <m:r>
+          <m:rPr>
+            <m:sty m:val="p"/>
+          </m:rPr>
+          <m:t>(</m:t>
+        </m:r>
+        <m:r>
+          <m:t>a</m:t>
+        </m:r>
+        <m:r>
+          <m:rPr>
+            <m:sty m:val="p"/>
+          </m:rPr>
+          <m:t>≤</m:t>
+        </m:r>
+        <m:r>
+          <m:t>X</m:t>
+        </m:r>
+        <m:r>
+          <m:rPr>
+            <m:sty m:val="p"/>
+          </m:rPr>
+          <m:t>≤</m:t>
+        </m:r>
+        <m:r>
+          <m:t>b</m:t>
+        </m:r>
+        <m:r>
+          <m:rPr>
+            <m:sty m:val="p"/>
+          </m:rPr>
+          <m:t>)</m:t>
+        </m:r>
       </m:oMath>
       <w:r>
         <w:t xml:space="preserve"> </w:t>
@@ -4323,28 +4381,30 @@
         <w:t xml:space="preserve"> </w:t>
       </w:r>
       <m:oMath>
-        <m:d>
-          <m:dPr>
-            <m:begChr m:val="["/>
-            <m:sepChr m:val=""/>
-            <m:endChr m:val="]"/>
-            <m:grow/>
-          </m:dPr>
-          <m:e>
-            <m:r>
-              <m:t>a</m:t>
-            </m:r>
-            <m:r>
-              <m:rPr>
-                <m:sty m:val="p"/>
-              </m:rPr>
-              <m:t>,</m:t>
-            </m:r>
-            <m:r>
-              <m:t>b</m:t>
-            </m:r>
-          </m:e>
-        </m:d>
+        <m:r>
+          <m:rPr>
+            <m:sty m:val="p"/>
+          </m:rPr>
+          <m:t>[</m:t>
+        </m:r>
+        <m:r>
+          <m:t>a</m:t>
+        </m:r>
+        <m:r>
+          <m:rPr>
+            <m:sty m:val="p"/>
+          </m:rPr>
+          <m:t>,</m:t>
+        </m:r>
+        <m:r>
+          <m:t>b</m:t>
+        </m:r>
+        <m:r>
+          <m:rPr>
+            <m:sty m:val="p"/>
+          </m:rPr>
+          <m:t>]</m:t>
+        </m:r>
       </m:oMath>
       <w:r>
         <w:t xml:space="preserve"> </w:t>
@@ -4359,19 +4419,21 @@
         <m:r>
           <m:t>f</m:t>
         </m:r>
-        <m:d>
-          <m:dPr>
-            <m:begChr m:val="("/>
-            <m:sepChr m:val=""/>
-            <m:endChr m:val=")"/>
-            <m:grow/>
-          </m:dPr>
-          <m:e>
-            <m:r>
-              <m:t>x</m:t>
-            </m:r>
-          </m:e>
-        </m:d>
+        <m:r>
+          <m:rPr>
+            <m:sty m:val="p"/>
+          </m:rPr>
+          <m:t>(</m:t>
+        </m:r>
+        <m:r>
+          <m:t>x</m:t>
+        </m:r>
+        <m:r>
+          <m:rPr>
+            <m:sty m:val="p"/>
+          </m:rPr>
+          <m:t>)</m:t>
+        </m:r>
       </m:oMath>
       <w:r>
         <w:t xml:space="preserve"> </w:t>
@@ -4435,7 +4497,7 @@
       <w:tr>
         <w:tc>
           <w:tcPr/>
-          <w:bookmarkStart w:id="47" w:name="fig-pmfspdfscdfs2"/>
+          <w:bookmarkStart w:id="36" w:name="fig-pmfspdfscdfs2"/>
           <w:p>
             <w:pPr>
               <w:jc w:val="center"/>
@@ -4443,20 +4505,20 @@
             <w:r>
               <w:drawing>
                 <wp:inline>
-                  <wp:extent cx="4620126" cy="3696101"/>
+                  <wp:extent cx="5943600" cy="4754880"/>
                   <wp:effectExtent b="0" l="0" r="0" t="0"/>
-                  <wp:docPr descr="" title="" id="45" name="Picture"/>
+                  <wp:docPr descr="" title="" id="34" name="Picture"/>
                   <a:graphic>
                     <a:graphicData uri="http://schemas.openxmlformats.org/drawingml/2006/picture">
                       <pic:pic>
                         <pic:nvPicPr>
-                          <pic:cNvPr descr="pmfspdfscdfs_files/figure-docx/unnamed-chunk-2-1.png" id="46" name="Picture"/>
+                          <pic:cNvPr descr="pmfspdfscdfs_files/figure-docx/unnamed-chunk-2-1.png" id="35" name="Picture"/>
                           <pic:cNvPicPr>
                             <a:picLocks noChangeArrowheads="1" noChangeAspect="1"/>
                           </pic:cNvPicPr>
                         </pic:nvPicPr>
                         <pic:blipFill>
-                          <a:blip r:embed="rId44"/>
+                          <a:blip r:embed="rId33"/>
                           <a:stretch>
                             <a:fillRect/>
                           </a:stretch>
@@ -4464,7 +4526,7 @@
                         <pic:spPr bwMode="auto">
                           <a:xfrm>
                             <a:off x="0" y="0"/>
-                            <a:ext cx="4620126" cy="3696101"/>
+                            <a:ext cx="5943600" cy="4754880"/>
                           </a:xfrm>
                           <a:prstGeom prst="rect">
                             <a:avLst/>
@@ -4546,7 +4608,7 @@
               <w:t xml:space="preserve">.</w:t>
             </w:r>
           </w:p>
-          <w:bookmarkEnd w:id="47"/>
+          <w:bookmarkEnd w:id="36"/>
         </w:tc>
       </w:tr>
     </w:tbl>
@@ -4599,18 +4661,18 @@
                 <wp:inline>
                   <wp:extent cx="152400" cy="152400"/>
                   <wp:effectExtent b="0" l="0" r="0" t="0"/>
-                  <wp:docPr descr="" title="" id="48" name="Picture"/>
+                  <wp:docPr descr="" title="" id="37" name="Picture"/>
                   <a:graphic>
                     <a:graphicData uri="http://schemas.openxmlformats.org/drawingml/2006/picture">
                       <pic:pic>
                         <pic:nvPicPr>
-                          <pic:cNvPr descr="/Applications/quarto/share/formats/docx/note.png" id="49" name="Picture"/>
+                          <pic:cNvPr descr="/Applications/quarto/share/formats/docx/note.png" id="38" name="Picture"/>
                           <pic:cNvPicPr>
                             <a:picLocks noChangeArrowheads="1" noChangeAspect="1"/>
                           </pic:cNvPicPr>
                         </pic:nvPicPr>
                         <pic:blipFill>
-                          <a:blip r:embed="rId23"/>
+                          <a:blip r:embed="rId12"/>
                           <a:stretch>
                             <a:fillRect/>
                           </a:stretch>
@@ -4708,19 +4770,21 @@
               <m:r>
                 <m:t>f</m:t>
               </m:r>
-              <m:d>
-                <m:dPr>
-                  <m:begChr m:val="("/>
-                  <m:sepChr m:val=""/>
-                  <m:endChr m:val=")"/>
-                  <m:grow/>
-                </m:dPr>
-                <m:e>
-                  <m:r>
-                    <m:t>x</m:t>
-                  </m:r>
-                </m:e>
-              </m:d>
+              <m:r>
+                <m:rPr>
+                  <m:sty m:val="p"/>
+                </m:rPr>
+                <m:t>(</m:t>
+              </m:r>
+              <m:r>
+                <m:t>x</m:t>
+              </m:r>
+              <m:r>
+                <m:rPr>
+                  <m:sty m:val="p"/>
+                </m:rPr>
+                <m:t>)</m:t>
+              </m:r>
             </m:oMath>
             <w:r>
               <w:t xml:space="preserve"> </w:t>
@@ -4757,28 +4821,30 @@
               <w:t xml:space="preserve"> </w:t>
             </w:r>
             <m:oMath>
-              <m:d>
-                <m:dPr>
-                  <m:begChr m:val="["/>
-                  <m:sepChr m:val=""/>
-                  <m:endChr m:val="]"/>
-                  <m:grow/>
-                </m:dPr>
-                <m:e>
-                  <m:r>
-                    <m:t>a</m:t>
-                  </m:r>
-                  <m:r>
-                    <m:rPr>
-                      <m:sty m:val="p"/>
-                    </m:rPr>
-                    <m:t>,</m:t>
-                  </m:r>
-                  <m:r>
-                    <m:t>b</m:t>
-                  </m:r>
-                </m:e>
-              </m:d>
+              <m:r>
+                <m:rPr>
+                  <m:sty m:val="p"/>
+                </m:rPr>
+                <m:t>[</m:t>
+              </m:r>
+              <m:r>
+                <m:t>a</m:t>
+              </m:r>
+              <m:r>
+                <m:rPr>
+                  <m:sty m:val="p"/>
+                </m:rPr>
+                <m:t>,</m:t>
+              </m:r>
+              <m:r>
+                <m:t>b</m:t>
+              </m:r>
+              <m:r>
+                <m:rPr>
+                  <m:sty m:val="p"/>
+                </m:rPr>
+                <m:t>]</m:t>
+              </m:r>
             </m:oMath>
             <w:r>
               <w:t xml:space="preserve"> </w:t>
@@ -4798,42 +4864,44 @@
               <m:oMath>
                 <m:r>
                   <m:rPr>
-                    <m:sty m:val="p"/>
                     <m:scr m:val="double-struck"/>
+                    <m:sty m:val="p"/>
                   </m:rPr>
                   <m:t>P</m:t>
                 </m:r>
-                <m:d>
-                  <m:dPr>
-                    <m:begChr m:val="("/>
-                    <m:sepChr m:val=""/>
-                    <m:endChr m:val=")"/>
-                    <m:grow/>
-                  </m:dPr>
-                  <m:e>
-                    <m:r>
-                      <m:t>a</m:t>
-                    </m:r>
-                    <m:r>
-                      <m:rPr>
-                        <m:sty m:val="p"/>
-                      </m:rPr>
-                      <m:t>≤</m:t>
-                    </m:r>
-                    <m:r>
-                      <m:t>X</m:t>
-                    </m:r>
-                    <m:r>
-                      <m:rPr>
-                        <m:sty m:val="p"/>
-                      </m:rPr>
-                      <m:t>≤</m:t>
-                    </m:r>
-                    <m:r>
-                      <m:t>b</m:t>
-                    </m:r>
-                  </m:e>
-                </m:d>
+                <m:r>
+                  <m:rPr>
+                    <m:sty m:val="p"/>
+                  </m:rPr>
+                  <m:t>(</m:t>
+                </m:r>
+                <m:r>
+                  <m:t>a</m:t>
+                </m:r>
+                <m:r>
+                  <m:rPr>
+                    <m:sty m:val="p"/>
+                  </m:rPr>
+                  <m:t>≤</m:t>
+                </m:r>
+                <m:r>
+                  <m:t>X</m:t>
+                </m:r>
+                <m:r>
+                  <m:rPr>
+                    <m:sty m:val="p"/>
+                  </m:rPr>
+                  <m:t>≤</m:t>
+                </m:r>
+                <m:r>
+                  <m:t>b</m:t>
+                </m:r>
+                <m:r>
+                  <m:rPr>
+                    <m:sty m:val="p"/>
+                  </m:rPr>
+                  <m:t>)</m:t>
+                </m:r>
                 <m:r>
                   <m:rPr>
                     <m:sty m:val="p"/>
@@ -4863,19 +4931,21 @@
                     </m:r>
                   </m:e>
                 </m:nary>
-                <m:d>
-                  <m:dPr>
-                    <m:begChr m:val="("/>
-                    <m:sepChr m:val=""/>
-                    <m:endChr m:val=")"/>
-                    <m:grow/>
-                  </m:dPr>
-                  <m:e>
-                    <m:r>
-                      <m:t>x</m:t>
-                    </m:r>
-                  </m:e>
-                </m:d>
+                <m:r>
+                  <m:rPr>
+                    <m:sty m:val="p"/>
+                  </m:rPr>
+                  <m:t>(</m:t>
+                </m:r>
+                <m:r>
+                  <m:t>x</m:t>
+                </m:r>
+                <m:r>
+                  <m:rPr>
+                    <m:sty m:val="p"/>
+                  </m:rPr>
+                  <m:t>)</m:t>
+                </m:r>
                 <m:r>
                   <m:t> </m:t>
                 </m:r>
@@ -4905,42 +4975,44 @@
             <m:oMath>
               <m:r>
                 <m:rPr>
+                  <m:scr m:val="double-struck"/>
                   <m:sty m:val="p"/>
-                  <m:scr m:val="double-struck"/>
                 </m:rPr>
                 <m:t>P</m:t>
               </m:r>
-              <m:d>
-                <m:dPr>
-                  <m:begChr m:val="("/>
-                  <m:sepChr m:val=""/>
-                  <m:endChr m:val=")"/>
-                  <m:grow/>
-                </m:dPr>
-                <m:e>
-                  <m:r>
-                    <m:t>a</m:t>
-                  </m:r>
-                  <m:r>
-                    <m:rPr>
-                      <m:sty m:val="p"/>
-                    </m:rPr>
-                    <m:t>≤</m:t>
-                  </m:r>
-                  <m:r>
-                    <m:t>X</m:t>
-                  </m:r>
-                  <m:r>
-                    <m:rPr>
-                      <m:sty m:val="p"/>
-                    </m:rPr>
-                    <m:t>≤</m:t>
-                  </m:r>
-                  <m:r>
-                    <m:t>b</m:t>
-                  </m:r>
-                </m:e>
-              </m:d>
+              <m:r>
+                <m:rPr>
+                  <m:sty m:val="p"/>
+                </m:rPr>
+                <m:t>(</m:t>
+              </m:r>
+              <m:r>
+                <m:t>a</m:t>
+              </m:r>
+              <m:r>
+                <m:rPr>
+                  <m:sty m:val="p"/>
+                </m:rPr>
+                <m:t>≤</m:t>
+              </m:r>
+              <m:r>
+                <m:t>X</m:t>
+              </m:r>
+              <m:r>
+                <m:rPr>
+                  <m:sty m:val="p"/>
+                </m:rPr>
+                <m:t>≤</m:t>
+              </m:r>
+              <m:r>
+                <m:t>b</m:t>
+              </m:r>
+              <m:r>
+                <m:rPr>
+                  <m:sty m:val="p"/>
+                </m:rPr>
+                <m:t>)</m:t>
+              </m:r>
             </m:oMath>
             <w:r>
               <w:t xml:space="preserve"> </w:t>
@@ -5024,19 +5096,21 @@
         <m:r>
           <m:t>f</m:t>
         </m:r>
-        <m:d>
-          <m:dPr>
-            <m:begChr m:val="("/>
-            <m:sepChr m:val=""/>
-            <m:endChr m:val=")"/>
-            <m:grow/>
-          </m:dPr>
-          <m:e>
-            <m:r>
-              <m:t>x</m:t>
-            </m:r>
-          </m:e>
-        </m:d>
+        <m:r>
+          <m:rPr>
+            <m:sty m:val="p"/>
+          </m:rPr>
+          <m:t>(</m:t>
+        </m:r>
+        <m:r>
+          <m:t>x</m:t>
+        </m:r>
+        <m:r>
+          <m:rPr>
+            <m:sty m:val="p"/>
+          </m:rPr>
+          <m:t>)</m:t>
+        </m:r>
       </m:oMath>
       <w:r>
         <w:t xml:space="preserve"> </w:t>
@@ -5057,19 +5131,21 @@
           <m:r>
             <m:t>f</m:t>
           </m:r>
-          <m:d>
-            <m:dPr>
-              <m:begChr m:val="("/>
-              <m:sepChr m:val=""/>
-              <m:endChr m:val=")"/>
-              <m:grow/>
-            </m:dPr>
-            <m:e>
-              <m:r>
-                <m:t>x</m:t>
-              </m:r>
-            </m:e>
-          </m:d>
+          <m:r>
+            <m:rPr>
+              <m:sty m:val="p"/>
+            </m:rPr>
+            <m:t>(</m:t>
+          </m:r>
+          <m:r>
+            <m:t>x</m:t>
+          </m:r>
+          <m:r>
+            <m:rPr>
+              <m:sty m:val="p"/>
+            </m:rPr>
+            <m:t>)</m:t>
+          </m:r>
           <m:r>
             <m:rPr>
               <m:sty m:val="p"/>
@@ -5082,8 +5158,8 @@
           <m:r>
             <m:rPr>
               <m:nor/>
+              <m:scr m:val="sans-serif"/>
               <m:sty m:val="p"/>
-              <m:scr m:val="sans-serif"/>
             </m:rPr>
             <m:t> for all values of </m:t>
           </m:r>
@@ -5123,19 +5199,21 @@
         <m:r>
           <m:t>f</m:t>
         </m:r>
-        <m:d>
-          <m:dPr>
-            <m:begChr m:val="("/>
-            <m:sepChr m:val=""/>
-            <m:endChr m:val=")"/>
-            <m:grow/>
-          </m:dPr>
-          <m:e>
-            <m:r>
-              <m:t>x</m:t>
-            </m:r>
-          </m:e>
-        </m:d>
+        <m:r>
+          <m:rPr>
+            <m:sty m:val="p"/>
+          </m:rPr>
+          <m:t>(</m:t>
+        </m:r>
+        <m:r>
+          <m:t>x</m:t>
+        </m:r>
+        <m:r>
+          <m:rPr>
+            <m:sty m:val="p"/>
+          </m:rPr>
+          <m:t>)</m:t>
+        </m:r>
       </m:oMath>
       <w:r>
         <w:t xml:space="preserve"> </w:t>
@@ -5199,19 +5277,21 @@
               </m:r>
             </m:e>
           </m:nary>
-          <m:d>
-            <m:dPr>
-              <m:begChr m:val="("/>
-              <m:sepChr m:val=""/>
-              <m:endChr m:val=")"/>
-              <m:grow/>
-            </m:dPr>
-            <m:e>
-              <m:r>
-                <m:t>x</m:t>
-              </m:r>
-            </m:e>
-          </m:d>
+          <m:r>
+            <m:rPr>
+              <m:sty m:val="p"/>
+            </m:rPr>
+            <m:t>(</m:t>
+          </m:r>
+          <m:r>
+            <m:t>x</m:t>
+          </m:r>
+          <m:r>
+            <m:rPr>
+              <m:sty m:val="p"/>
+            </m:rPr>
+            <m:t>)</m:t>
+          </m:r>
           <m:r>
             <m:t> </m:t>
           </m:r>
@@ -5284,18 +5364,18 @@
                 <wp:inline>
                   <wp:extent cx="152400" cy="152400"/>
                   <wp:effectExtent b="0" l="0" r="0" t="0"/>
-                  <wp:docPr descr="" title="" id="51" name="Picture"/>
+                  <wp:docPr descr="" title="" id="40" name="Picture"/>
                   <a:graphic>
                     <a:graphicData uri="http://schemas.openxmlformats.org/drawingml/2006/picture">
                       <pic:pic>
                         <pic:nvPicPr>
-                          <pic:cNvPr descr="/Applications/quarto/share/formats/docx/warning.png" id="52" name="Picture"/>
+                          <pic:cNvPr descr="/Applications/quarto/share/formats/docx/warning.png" id="41" name="Picture"/>
                           <pic:cNvPicPr>
                             <a:picLocks noChangeArrowheads="1" noChangeAspect="1"/>
                           </pic:cNvPicPr>
                         </pic:nvPicPr>
                         <pic:blipFill>
-                          <a:blip r:embed="rId50"/>
+                          <a:blip r:embed="rId39"/>
                           <a:stretch>
                             <a:fillRect/>
                           </a:stretch>
@@ -5372,56 +5452,60 @@
               <m:r>
                 <m:t>f</m:t>
               </m:r>
-              <m:d>
-                <m:dPr>
-                  <m:begChr m:val="("/>
-                  <m:sepChr m:val=""/>
-                  <m:endChr m:val=")"/>
-                  <m:grow/>
-                </m:dPr>
-                <m:e>
-                  <m:r>
-                    <m:t>x</m:t>
-                  </m:r>
-                </m:e>
-              </m:d>
-            </m:oMath>
-            <w:r>
-              <w:t xml:space="preserve">, working out the probablity</w:t>
-            </w:r>
-            <w:r>
-              <w:t xml:space="preserve"> </w:t>
-            </w:r>
-            <m:oMath>
               <m:r>
                 <m:rPr>
                   <m:sty m:val="p"/>
+                </m:rPr>
+                <m:t>(</m:t>
+              </m:r>
+              <m:r>
+                <m:t>x</m:t>
+              </m:r>
+              <m:r>
+                <m:rPr>
+                  <m:sty m:val="p"/>
+                </m:rPr>
+                <m:t>)</m:t>
+              </m:r>
+            </m:oMath>
+            <w:r>
+              <w:t xml:space="preserve">, working out the probablity</w:t>
+            </w:r>
+            <w:r>
+              <w:t xml:space="preserve"> </w:t>
+            </w:r>
+            <m:oMath>
+              <m:r>
+                <m:rPr>
                   <m:scr m:val="double-struck"/>
+                  <m:sty m:val="p"/>
                 </m:rPr>
                 <m:t>P</m:t>
               </m:r>
-              <m:d>
-                <m:dPr>
-                  <m:begChr m:val="("/>
-                  <m:sepChr m:val=""/>
-                  <m:endChr m:val=")"/>
-                  <m:grow/>
-                </m:dPr>
-                <m:e>
-                  <m:r>
-                    <m:t>X</m:t>
-                  </m:r>
-                  <m:r>
-                    <m:rPr>
-                      <m:sty m:val="p"/>
-                    </m:rPr>
-                    <m:t>=</m:t>
-                  </m:r>
-                  <m:r>
-                    <m:t>a</m:t>
-                  </m:r>
-                </m:e>
-              </m:d>
+              <m:r>
+                <m:rPr>
+                  <m:sty m:val="p"/>
+                </m:rPr>
+                <m:t>(</m:t>
+              </m:r>
+              <m:r>
+                <m:t>X</m:t>
+              </m:r>
+              <m:r>
+                <m:rPr>
+                  <m:sty m:val="p"/>
+                </m:rPr>
+                <m:t>=</m:t>
+              </m:r>
+              <m:r>
+                <m:t>a</m:t>
+              </m:r>
+              <m:r>
+                <m:rPr>
+                  <m:sty m:val="p"/>
+                </m:rPr>
+                <m:t>)</m:t>
+              </m:r>
             </m:oMath>
             <w:r>
               <w:t xml:space="preserve"> </w:t>
@@ -5441,33 +5525,20 @@
               <m:oMath>
                 <m:r>
                   <m:rPr>
-                    <m:sty m:val="p"/>
                     <m:scr m:val="double-struck"/>
+                    <m:sty m:val="p"/>
                   </m:rPr>
                   <m:t>P</m:t>
                 </m:r>
-                <m:d>
-                  <m:dPr>
-                    <m:begChr m:val="("/>
-                    <m:sepChr m:val=""/>
-                    <m:endChr m:val=")"/>
-                    <m:grow/>
-                  </m:dPr>
-                  <m:e>
-                    <m:r>
-                      <m:t>X</m:t>
-                    </m:r>
-                    <m:r>
-                      <m:rPr>
-                        <m:sty m:val="p"/>
-                      </m:rPr>
-                      <m:t>=</m:t>
-                    </m:r>
-                    <m:r>
-                      <m:t>a</m:t>
-                    </m:r>
-                  </m:e>
-                </m:d>
+                <m:r>
+                  <m:rPr>
+                    <m:sty m:val="p"/>
+                  </m:rPr>
+                  <m:t>(</m:t>
+                </m:r>
+                <m:r>
+                  <m:t>X</m:t>
+                </m:r>
                 <m:r>
                   <m:rPr>
                     <m:sty m:val="p"/>
@@ -5475,43 +5546,60 @@
                   <m:t>=</m:t>
                 </m:r>
                 <m:r>
-                  <m:rPr>
-                    <m:sty m:val="p"/>
+                  <m:t>a</m:t>
+                </m:r>
+                <m:r>
+                  <m:rPr>
+                    <m:sty m:val="p"/>
+                  </m:rPr>
+                  <m:t>)</m:t>
+                </m:r>
+                <m:r>
+                  <m:rPr>
+                    <m:sty m:val="p"/>
+                  </m:rPr>
+                  <m:t>=</m:t>
+                </m:r>
+                <m:r>
+                  <m:rPr>
                     <m:scr m:val="double-struck"/>
+                    <m:sty m:val="p"/>
                   </m:rPr>
                   <m:t>P</m:t>
                 </m:r>
-                <m:d>
-                  <m:dPr>
-                    <m:begChr m:val="("/>
-                    <m:sepChr m:val=""/>
-                    <m:endChr m:val=")"/>
-                    <m:grow/>
-                  </m:dPr>
-                  <m:e>
-                    <m:r>
-                      <m:t>a</m:t>
-                    </m:r>
-                    <m:r>
-                      <m:rPr>
-                        <m:sty m:val="p"/>
-                      </m:rPr>
-                      <m:t>≤</m:t>
-                    </m:r>
-                    <m:r>
-                      <m:t>X</m:t>
-                    </m:r>
-                    <m:r>
-                      <m:rPr>
-                        <m:sty m:val="p"/>
-                      </m:rPr>
-                      <m:t>≤</m:t>
-                    </m:r>
-                    <m:r>
-                      <m:t>a</m:t>
-                    </m:r>
-                  </m:e>
-                </m:d>
+                <m:r>
+                  <m:rPr>
+                    <m:sty m:val="p"/>
+                  </m:rPr>
+                  <m:t>(</m:t>
+                </m:r>
+                <m:r>
+                  <m:t>a</m:t>
+                </m:r>
+                <m:r>
+                  <m:rPr>
+                    <m:sty m:val="p"/>
+                  </m:rPr>
+                  <m:t>≤</m:t>
+                </m:r>
+                <m:r>
+                  <m:t>X</m:t>
+                </m:r>
+                <m:r>
+                  <m:rPr>
+                    <m:sty m:val="p"/>
+                  </m:rPr>
+                  <m:t>≤</m:t>
+                </m:r>
+                <m:r>
+                  <m:t>a</m:t>
+                </m:r>
+                <m:r>
+                  <m:rPr>
+                    <m:sty m:val="p"/>
+                  </m:rPr>
+                  <m:t>)</m:t>
+                </m:r>
                 <m:r>
                   <m:rPr>
                     <m:sty m:val="p"/>
@@ -5541,19 +5629,21 @@
                     </m:r>
                   </m:e>
                 </m:nary>
-                <m:d>
-                  <m:dPr>
-                    <m:begChr m:val="("/>
-                    <m:sepChr m:val=""/>
-                    <m:endChr m:val=")"/>
-                    <m:grow/>
-                  </m:dPr>
-                  <m:e>
-                    <m:r>
-                      <m:t>x</m:t>
-                    </m:r>
-                  </m:e>
-                </m:d>
+                <m:r>
+                  <m:rPr>
+                    <m:sty m:val="p"/>
+                  </m:rPr>
+                  <m:t>(</m:t>
+                </m:r>
+                <m:r>
+                  <m:t>x</m:t>
+                </m:r>
+                <m:r>
+                  <m:rPr>
+                    <m:sty m:val="p"/>
+                  </m:rPr>
+                  <m:t>)</m:t>
+                </m:r>
                 <m:r>
                   <m:t> </m:t>
                 </m:r>
@@ -5639,18 +5729,18 @@
                 <wp:inline>
                   <wp:extent cx="152400" cy="152400"/>
                   <wp:effectExtent b="0" l="0" r="0" t="0"/>
-                  <wp:docPr descr="" title="" id="53" name="Picture"/>
+                  <wp:docPr descr="" title="" id="42" name="Picture"/>
                   <a:graphic>
                     <a:graphicData uri="http://schemas.openxmlformats.org/drawingml/2006/picture">
                       <pic:pic>
                         <pic:nvPicPr>
-                          <pic:cNvPr descr="/Applications/quarto/share/formats/docx/note.png" id="54" name="Picture"/>
+                          <pic:cNvPr descr="/Applications/quarto/share/formats/docx/note.png" id="43" name="Picture"/>
                           <pic:cNvPicPr>
                             <a:picLocks noChangeArrowheads="1" noChangeAspect="1"/>
                           </pic:cNvPicPr>
                         </pic:nvPicPr>
                         <pic:blipFill>
-                          <a:blip r:embed="rId23"/>
+                          <a:blip r:embed="rId12"/>
                           <a:stretch>
                             <a:fillRect/>
                           </a:stretch>
@@ -5738,28 +5828,30 @@
               <w:t xml:space="preserve"> </w:t>
             </w:r>
             <m:oMath>
-              <m:d>
-                <m:dPr>
-                  <m:begChr m:val="["/>
-                  <m:sepChr m:val=""/>
-                  <m:endChr m:val="]"/>
-                  <m:grow/>
-                </m:dPr>
-                <m:e>
-                  <m:r>
-                    <m:t>0</m:t>
-                  </m:r>
-                  <m:r>
-                    <m:rPr>
-                      <m:sty m:val="p"/>
-                    </m:rPr>
-                    <m:t>,</m:t>
-                  </m:r>
-                  <m:r>
-                    <m:t>1</m:t>
-                  </m:r>
-                </m:e>
-              </m:d>
+              <m:r>
+                <m:rPr>
+                  <m:sty m:val="p"/>
+                </m:rPr>
+                <m:t>[</m:t>
+              </m:r>
+              <m:r>
+                <m:t>0</m:t>
+              </m:r>
+              <m:r>
+                <m:rPr>
+                  <m:sty m:val="p"/>
+                </m:rPr>
+                <m:t>,</m:t>
+              </m:r>
+              <m:r>
+                <m:t>1</m:t>
+              </m:r>
+              <m:r>
+                <m:rPr>
+                  <m:sty m:val="p"/>
+                </m:rPr>
+                <m:t>]</m:t>
+              </m:r>
             </m:oMath>
             <w:r>
               <w:t xml:space="preserve">. Here, the word</w:t>
@@ -5835,19 +5927,21 @@
                 <m:r>
                   <m:t>f</m:t>
                 </m:r>
-                <m:d>
-                  <m:dPr>
-                    <m:begChr m:val="("/>
-                    <m:sepChr m:val=""/>
-                    <m:endChr m:val=")"/>
-                    <m:grow/>
-                  </m:dPr>
-                  <m:e>
-                    <m:r>
-                      <m:t>x</m:t>
-                    </m:r>
-                  </m:e>
-                </m:d>
+                <m:r>
+                  <m:rPr>
+                    <m:sty m:val="p"/>
+                  </m:rPr>
+                  <m:t>(</m:t>
+                </m:r>
+                <m:r>
+                  <m:t>x</m:t>
+                </m:r>
+                <m:r>
+                  <m:rPr>
+                    <m:sty m:val="p"/>
+                  </m:rPr>
+                  <m:t>)</m:t>
+                </m:r>
                 <m:r>
                   <m:rPr>
                     <m:sty m:val="p"/>
@@ -5891,8 +5985,8 @@
                           <m:r>
                             <m:rPr>
                               <m:nor/>
+                              <m:scr m:val="sans-serif"/>
                               <m:sty m:val="p"/>
-                              <m:scr m:val="sans-serif"/>
                             </m:rPr>
                             <m:t>if </m:t>
                           </m:r>
@@ -5929,8 +6023,8 @@
                           <m:r>
                             <m:rPr>
                               <m:nor/>
+                              <m:scr m:val="sans-serif"/>
                               <m:sty m:val="p"/>
-                              <m:scr m:val="sans-serif"/>
                             </m:rPr>
                             <m:t>otherwise</m:t>
                           </m:r>
@@ -5977,7 +6071,7 @@
             <w:tr>
               <w:tc>
                 <w:tcPr/>
-                <w:bookmarkStart w:id="58" w:name="fig-pmfspdfscdfs3"/>
+                <w:bookmarkStart w:id="47" w:name="fig-pmfspdfscdfs3"/>
                 <w:p>
                   <w:pPr>
                     <w:jc w:val="center"/>
@@ -5985,20 +6079,20 @@
                   <w:r>
                     <w:drawing>
                       <wp:inline>
-                        <wp:extent cx="4620126" cy="3696101"/>
+                        <wp:extent cx="5943600" cy="4754880"/>
                         <wp:effectExtent b="0" l="0" r="0" t="0"/>
-                        <wp:docPr descr="" title="" id="56" name="Picture"/>
+                        <wp:docPr descr="" title="" id="45" name="Picture"/>
                         <a:graphic>
                           <a:graphicData uri="http://schemas.openxmlformats.org/drawingml/2006/picture">
                             <pic:pic>
                               <pic:nvPicPr>
-                                <pic:cNvPr descr="pmfspdfscdfs_files/figure-docx/unnamed-chunk-3-1.png" id="57" name="Picture"/>
+                                <pic:cNvPr descr="pmfspdfscdfs_files/figure-docx/unnamed-chunk-3-1.png" id="46" name="Picture"/>
                                 <pic:cNvPicPr>
                                   <a:picLocks noChangeArrowheads="1" noChangeAspect="1"/>
                                 </pic:cNvPicPr>
                               </pic:nvPicPr>
                               <pic:blipFill>
-                                <a:blip r:embed="rId55"/>
+                                <a:blip r:embed="rId44"/>
                                 <a:stretch>
                                   <a:fillRect/>
                                 </a:stretch>
@@ -6006,7 +6100,7 @@
                               <pic:spPr bwMode="auto">
                                 <a:xfrm>
                                   <a:off x="0" y="0"/>
-                                  <a:ext cx="4620126" cy="3696101"/>
+                                  <a:ext cx="5943600" cy="4754880"/>
                                 </a:xfrm>
                                 <a:prstGeom prst="rect">
                                   <a:avLst/>
@@ -6066,7 +6160,7 @@
                     <w:t xml:space="preserve">as in Example 4.</w:t>
                   </w:r>
                 </w:p>
-                <w:bookmarkEnd w:id="58"/>
+                <w:bookmarkEnd w:id="47"/>
               </w:tc>
             </w:tr>
           </w:tbl>
@@ -6081,28 +6175,30 @@
               <w:t xml:space="preserve"> </w:t>
             </w:r>
             <m:oMath>
-              <m:d>
-                <m:dPr>
-                  <m:begChr m:val="["/>
-                  <m:sepChr m:val=""/>
-                  <m:endChr m:val="]"/>
-                  <m:grow/>
-                </m:dPr>
-                <m:e>
-                  <m:r>
-                    <m:t>a</m:t>
-                  </m:r>
-                  <m:r>
-                    <m:rPr>
-                      <m:sty m:val="p"/>
-                    </m:rPr>
-                    <m:t>,</m:t>
-                  </m:r>
-                  <m:r>
-                    <m:t>b</m:t>
-                  </m:r>
-                </m:e>
-              </m:d>
+              <m:r>
+                <m:rPr>
+                  <m:sty m:val="p"/>
+                </m:rPr>
+                <m:t>[</m:t>
+              </m:r>
+              <m:r>
+                <m:t>a</m:t>
+              </m:r>
+              <m:r>
+                <m:rPr>
+                  <m:sty m:val="p"/>
+                </m:rPr>
+                <m:t>,</m:t>
+              </m:r>
+              <m:r>
+                <m:t>b</m:t>
+              </m:r>
+              <m:r>
+                <m:rPr>
+                  <m:sty m:val="p"/>
+                </m:rPr>
+                <m:t>]</m:t>
+              </m:r>
             </m:oMath>
             <w:r>
               <w:t xml:space="preserve"> </w:t>
@@ -6123,19 +6219,21 @@
                 <m:r>
                   <m:t>f</m:t>
                 </m:r>
-                <m:d>
-                  <m:dPr>
-                    <m:begChr m:val="("/>
-                    <m:sepChr m:val=""/>
-                    <m:endChr m:val=")"/>
-                    <m:grow/>
-                  </m:dPr>
-                  <m:e>
-                    <m:r>
-                      <m:t>x</m:t>
-                    </m:r>
-                  </m:e>
-                </m:d>
+                <m:r>
+                  <m:rPr>
+                    <m:sty m:val="p"/>
+                  </m:rPr>
+                  <m:t>(</m:t>
+                </m:r>
+                <m:r>
+                  <m:t>x</m:t>
+                </m:r>
+                <m:r>
+                  <m:rPr>
+                    <m:sty m:val="p"/>
+                  </m:rPr>
+                  <m:t>)</m:t>
+                </m:r>
                 <m:r>
                   <m:rPr>
                     <m:sty m:val="p"/>
@@ -6200,8 +6298,8 @@
                           <m:r>
                             <m:rPr>
                               <m:nor/>
+                              <m:scr m:val="sans-serif"/>
                               <m:sty m:val="p"/>
-                              <m:scr m:val="sans-serif"/>
                             </m:rPr>
                             <m:t>if </m:t>
                           </m:r>
@@ -6238,8 +6336,8 @@
                           <m:r>
                             <m:rPr>
                               <m:nor/>
+                              <m:scr m:val="sans-serif"/>
                               <m:sty m:val="p"/>
-                              <m:scr m:val="sans-serif"/>
                             </m:rPr>
                             <m:t>otherwise</m:t>
                           </m:r>
@@ -6262,28 +6360,30 @@
               <w:t xml:space="preserve"> </w:t>
             </w:r>
             <m:oMath>
-              <m:d>
-                <m:dPr>
-                  <m:begChr m:val="["/>
-                  <m:sepChr m:val=""/>
-                  <m:endChr m:val="]"/>
-                  <m:grow/>
-                </m:dPr>
-                <m:e>
-                  <m:r>
-                    <m:t>a</m:t>
-                  </m:r>
-                  <m:r>
-                    <m:rPr>
-                      <m:sty m:val="p"/>
-                    </m:rPr>
-                    <m:t>,</m:t>
-                  </m:r>
-                  <m:r>
-                    <m:t>b</m:t>
-                  </m:r>
-                </m:e>
-              </m:d>
+              <m:r>
+                <m:rPr>
+                  <m:sty m:val="p"/>
+                </m:rPr>
+                <m:t>[</m:t>
+              </m:r>
+              <m:r>
+                <m:t>a</m:t>
+              </m:r>
+              <m:r>
+                <m:rPr>
+                  <m:sty m:val="p"/>
+                </m:rPr>
+                <m:t>,</m:t>
+              </m:r>
+              <m:r>
+                <m:t>b</m:t>
+              </m:r>
+              <m:r>
+                <m:rPr>
+                  <m:sty m:val="p"/>
+                </m:rPr>
+                <m:t>]</m:t>
+              </m:r>
             </m:oMath>
             <w:r>
               <w:t xml:space="preserve">. See</w:t>
@@ -6291,7 +6391,7 @@
             <w:r>
               <w:t xml:space="preserve"> </w:t>
             </w:r>
-            <w:hyperlink r:id="rId38">
+            <w:hyperlink r:id="rId27">
               <w:r>
                 <w:rPr>
                   <w:rStyle w:val="Hyperlink"/>
@@ -6388,19 +6488,21 @@
                     </m:r>
                   </m:e>
                 </m:nary>
-                <m:d>
-                  <m:dPr>
-                    <m:begChr m:val="("/>
-                    <m:sepChr m:val=""/>
-                    <m:endChr m:val=")"/>
-                    <m:grow/>
-                  </m:dPr>
-                  <m:e>
-                    <m:r>
-                      <m:t>x</m:t>
-                    </m:r>
-                  </m:e>
-                </m:d>
+                <m:r>
+                  <m:rPr>
+                    <m:sty m:val="p"/>
+                  </m:rPr>
+                  <m:t>(</m:t>
+                </m:r>
+                <m:r>
+                  <m:t>x</m:t>
+                </m:r>
+                <m:r>
+                  <m:rPr>
+                    <m:sty m:val="p"/>
+                  </m:rPr>
+                  <m:t>)</m:t>
+                </m:r>
                 <m:r>
                   <m:t> </m:t>
                 </m:r>
@@ -6552,28 +6654,30 @@
               <w:t xml:space="preserve"> </w:t>
             </w:r>
             <m:oMath>
-              <m:d>
-                <m:dPr>
-                  <m:begChr m:val="["/>
-                  <m:sepChr m:val=""/>
-                  <m:endChr m:val="]"/>
-                  <m:grow/>
-                </m:dPr>
-                <m:e>
-                  <m:r>
-                    <m:t>0.25</m:t>
-                  </m:r>
-                  <m:r>
-                    <m:rPr>
-                      <m:sty m:val="p"/>
-                    </m:rPr>
-                    <m:t>,</m:t>
-                  </m:r>
-                  <m:r>
-                    <m:t>0.5</m:t>
-                  </m:r>
-                </m:e>
-              </m:d>
+              <m:r>
+                <m:rPr>
+                  <m:sty m:val="p"/>
+                </m:rPr>
+                <m:t>[</m:t>
+              </m:r>
+              <m:r>
+                <m:t>0.25</m:t>
+              </m:r>
+              <m:r>
+                <m:rPr>
+                  <m:sty m:val="p"/>
+                </m:rPr>
+                <m:t>,</m:t>
+              </m:r>
+              <m:r>
+                <m:t>0.5</m:t>
+              </m:r>
+              <m:r>
+                <m:rPr>
+                  <m:sty m:val="p"/>
+                </m:rPr>
+                <m:t>]</m:t>
+              </m:r>
             </m:oMath>
             <w:r>
               <w:t xml:space="preserve"> </w:t>
@@ -6644,18 +6748,18 @@
                 <wp:inline>
                   <wp:extent cx="152400" cy="152400"/>
                   <wp:effectExtent b="0" l="0" r="0" t="0"/>
-                  <wp:docPr descr="" title="" id="59" name="Picture"/>
+                  <wp:docPr descr="" title="" id="48" name="Picture"/>
                   <a:graphic>
                     <a:graphicData uri="http://schemas.openxmlformats.org/drawingml/2006/picture">
                       <pic:pic>
                         <pic:nvPicPr>
-                          <pic:cNvPr descr="/Applications/quarto/share/formats/docx/note.png" id="60" name="Picture"/>
+                          <pic:cNvPr descr="/Applications/quarto/share/formats/docx/note.png" id="49" name="Picture"/>
                           <pic:cNvPicPr>
                             <a:picLocks noChangeArrowheads="1" noChangeAspect="1"/>
                           </pic:cNvPicPr>
                         </pic:nvPicPr>
                         <pic:blipFill>
-                          <a:blip r:embed="rId23"/>
+                          <a:blip r:embed="rId12"/>
                           <a:stretch>
                             <a:fillRect/>
                           </a:stretch>
@@ -6746,19 +6850,21 @@
                 <m:r>
                   <m:t>f</m:t>
                 </m:r>
-                <m:d>
-                  <m:dPr>
-                    <m:begChr m:val="("/>
-                    <m:sepChr m:val=""/>
-                    <m:endChr m:val=")"/>
-                    <m:grow/>
-                  </m:dPr>
-                  <m:e>
-                    <m:r>
-                      <m:t>x</m:t>
-                    </m:r>
-                  </m:e>
-                </m:d>
+                <m:r>
+                  <m:rPr>
+                    <m:sty m:val="p"/>
+                  </m:rPr>
+                  <m:t>(</m:t>
+                </m:r>
+                <m:r>
+                  <m:t>x</m:t>
+                </m:r>
+                <m:r>
+                  <m:rPr>
+                    <m:sty m:val="p"/>
+                  </m:rPr>
+                  <m:t>)</m:t>
+                </m:r>
                 <m:r>
                   <m:rPr>
                     <m:sty m:val="p"/>
@@ -6915,7 +7021,7 @@
             <w:r>
               <w:t xml:space="preserve"> </w:t>
             </w:r>
-            <w:hyperlink r:id="rId61">
+            <w:hyperlink r:id="rId50">
               <w:r>
                 <w:rPr>
                   <w:rStyle w:val="Hyperlink"/>
@@ -6940,7 +7046,7 @@
             <w:r>
               <w:t xml:space="preserve"> </w:t>
             </w:r>
-            <w:hyperlink r:id="rId38">
+            <w:hyperlink r:id="rId27">
               <w:r>
                 <w:rPr>
                   <w:rStyle w:val="Hyperlink"/>
@@ -7035,7 +7141,7 @@
       <w:tr>
         <w:tc>
           <w:tcPr/>
-          <w:bookmarkStart w:id="65" w:name="fig-pmfspdfscdfs4"/>
+          <w:bookmarkStart w:id="54" w:name="fig-pmfspdfscdfs4"/>
           <w:p>
             <w:pPr>
               <w:jc w:val="center"/>
@@ -7043,20 +7149,20 @@
             <w:r>
               <w:drawing>
                 <wp:inline>
-                  <wp:extent cx="4620126" cy="3696101"/>
+                  <wp:extent cx="5943600" cy="4754880"/>
                   <wp:effectExtent b="0" l="0" r="0" t="0"/>
-                  <wp:docPr descr="" title="" id="63" name="Picture"/>
+                  <wp:docPr descr="" title="" id="52" name="Picture"/>
                   <a:graphic>
                     <a:graphicData uri="http://schemas.openxmlformats.org/drawingml/2006/picture">
                       <pic:pic>
                         <pic:nvPicPr>
-                          <pic:cNvPr descr="pmfspdfscdfs_files/figure-docx/unnamed-chunk-4-1.png" id="64" name="Picture"/>
+                          <pic:cNvPr descr="pmfspdfscdfs_files/figure-docx/unnamed-chunk-4-1.png" id="53" name="Picture"/>
                           <pic:cNvPicPr>
                             <a:picLocks noChangeArrowheads="1" noChangeAspect="1"/>
                           </pic:cNvPicPr>
                         </pic:nvPicPr>
                         <pic:blipFill>
-                          <a:blip r:embed="rId62"/>
+                          <a:blip r:embed="rId51"/>
                           <a:stretch>
                             <a:fillRect/>
                           </a:stretch>
@@ -7064,7 +7170,7 @@
                         <pic:spPr bwMode="auto">
                           <a:xfrm>
                             <a:off x="0" y="0"/>
-                            <a:ext cx="4620126" cy="3696101"/>
+                            <a:ext cx="5943600" cy="4754880"/>
                           </a:xfrm>
                           <a:prstGeom prst="rect">
                             <a:avLst/>
@@ -7139,12 +7245,12 @@
               <w:t xml:space="preserve">, as in Example 5.</w:t>
             </w:r>
           </w:p>
-          <w:bookmarkEnd w:id="65"/>
+          <w:bookmarkEnd w:id="54"/>
         </w:tc>
       </w:tr>
     </w:tbl>
-    <w:bookmarkEnd w:id="66"/>
-    <w:bookmarkStart w:id="67" w:name="key-differences-between-pmfs-and-pdfs"/>
+    <w:bookmarkEnd w:id="55"/>
+    <w:bookmarkStart w:id="56" w:name="key-differences-between-pmfs-and-pdfs"/>
     <w:p>
       <w:pPr>
         <w:pStyle w:val="Heading1"/>
@@ -7421,8 +7527,8 @@
         <w:t xml:space="preserve">Table 3: Table comparing the key differences between PMFs and PDFs.</w:t>
       </w:r>
     </w:p>
-    <w:bookmarkEnd w:id="67"/>
-    <w:bookmarkStart w:id="78" w:name="X50ff76d076f55d2e7fd768b1a4e0b4dd4979f06"/>
+    <w:bookmarkEnd w:id="56"/>
+    <w:bookmarkStart w:id="67" w:name="X50ff76d076f55d2e7fd768b1a4e0b4dd4979f06"/>
     <w:p>
       <w:pPr>
         <w:pStyle w:val="Heading1"/>
@@ -7534,18 +7640,18 @@
                 <wp:inline>
                   <wp:extent cx="152400" cy="152400"/>
                   <wp:effectExtent b="0" l="0" r="0" t="0"/>
-                  <wp:docPr descr="" title="" id="68" name="Picture"/>
+                  <wp:docPr descr="" title="" id="57" name="Picture"/>
                   <a:graphic>
                     <a:graphicData uri="http://schemas.openxmlformats.org/drawingml/2006/picture">
                       <pic:pic>
                         <pic:nvPicPr>
-                          <pic:cNvPr descr="/Applications/quarto/share/formats/docx/note.png" id="69" name="Picture"/>
+                          <pic:cNvPr descr="/Applications/quarto/share/formats/docx/note.png" id="58" name="Picture"/>
                           <pic:cNvPicPr>
                             <a:picLocks noChangeArrowheads="1" noChangeAspect="1"/>
                           </pic:cNvPicPr>
                         </pic:nvPicPr>
                         <pic:blipFill>
-                          <a:blip r:embed="rId23"/>
+                          <a:blip r:embed="rId12"/>
                           <a:stretch>
                             <a:fillRect/>
                           </a:stretch>
@@ -7643,84 +7749,88 @@
               <m:r>
                 <m:t>F</m:t>
               </m:r>
-              <m:d>
-                <m:dPr>
-                  <m:begChr m:val="("/>
-                  <m:sepChr m:val=""/>
-                  <m:endChr m:val=")"/>
-                  <m:grow/>
-                </m:dPr>
-                <m:e>
-                  <m:r>
-                    <m:t>x</m:t>
-                  </m:r>
-                </m:e>
-              </m:d>
-            </m:oMath>
-            <w:r>
-              <w:t xml:space="preserve"> </w:t>
-            </w:r>
-            <w:r>
-              <w:t xml:space="preserve">that returns the probability that the random</w:t>
-            </w:r>
-            <w:r>
-              <w:t xml:space="preserve"> </w:t>
-            </w:r>
-            <m:oMath>
-              <m:r>
-                <m:t>X</m:t>
-              </m:r>
-            </m:oMath>
-            <w:r>
-              <w:t xml:space="preserve"> </w:t>
-            </w:r>
-            <w:r>
-              <w:t xml:space="preserve">is less than or equal to a variable</w:t>
-            </w:r>
-            <w:r>
-              <w:t xml:space="preserve"> </w:t>
-            </w:r>
-            <m:oMath>
-              <m:r>
-                <m:t>x</m:t>
-              </m:r>
-            </m:oMath>
-            <w:r>
-              <w:t xml:space="preserve">. This probability is written by</w:t>
-            </w:r>
-            <w:r>
-              <w:t xml:space="preserve"> </w:t>
-            </w:r>
-            <m:oMath>
               <m:r>
                 <m:rPr>
                   <m:sty m:val="p"/>
+                </m:rPr>
+                <m:t>(</m:t>
+              </m:r>
+              <m:r>
+                <m:t>x</m:t>
+              </m:r>
+              <m:r>
+                <m:rPr>
+                  <m:sty m:val="p"/>
+                </m:rPr>
+                <m:t>)</m:t>
+              </m:r>
+            </m:oMath>
+            <w:r>
+              <w:t xml:space="preserve"> </w:t>
+            </w:r>
+            <w:r>
+              <w:t xml:space="preserve">that returns the probability that the random</w:t>
+            </w:r>
+            <w:r>
+              <w:t xml:space="preserve"> </w:t>
+            </w:r>
+            <m:oMath>
+              <m:r>
+                <m:t>X</m:t>
+              </m:r>
+            </m:oMath>
+            <w:r>
+              <w:t xml:space="preserve"> </w:t>
+            </w:r>
+            <w:r>
+              <w:t xml:space="preserve">is less than or equal to a variable</w:t>
+            </w:r>
+            <w:r>
+              <w:t xml:space="preserve"> </w:t>
+            </w:r>
+            <m:oMath>
+              <m:r>
+                <m:t>x</m:t>
+              </m:r>
+            </m:oMath>
+            <w:r>
+              <w:t xml:space="preserve">. This probability is written by</w:t>
+            </w:r>
+            <w:r>
+              <w:t xml:space="preserve"> </w:t>
+            </w:r>
+            <m:oMath>
+              <m:r>
+                <m:rPr>
                   <m:scr m:val="double-struck"/>
+                  <m:sty m:val="p"/>
                 </m:rPr>
                 <m:t>P</m:t>
               </m:r>
-              <m:d>
-                <m:dPr>
-                  <m:begChr m:val="("/>
-                  <m:sepChr m:val=""/>
-                  <m:endChr m:val=")"/>
-                  <m:grow/>
-                </m:dPr>
-                <m:e>
-                  <m:r>
-                    <m:t>X</m:t>
-                  </m:r>
-                  <m:r>
-                    <m:rPr>
-                      <m:sty m:val="p"/>
-                    </m:rPr>
-                    <m:t>≤</m:t>
-                  </m:r>
-                  <m:r>
-                    <m:t>x</m:t>
-                  </m:r>
-                </m:e>
-              </m:d>
+              <m:r>
+                <m:rPr>
+                  <m:sty m:val="p"/>
+                </m:rPr>
+                <m:t>(</m:t>
+              </m:r>
+              <m:r>
+                <m:t>X</m:t>
+              </m:r>
+              <m:r>
+                <m:rPr>
+                  <m:sty m:val="p"/>
+                </m:rPr>
+                <m:t>≤</m:t>
+              </m:r>
+              <m:r>
+                <m:t>x</m:t>
+              </m:r>
+              <m:r>
+                <m:rPr>
+                  <m:sty m:val="p"/>
+                </m:rPr>
+                <m:t>)</m:t>
+              </m:r>
             </m:oMath>
             <w:r>
               <w:t xml:space="preserve">.</w:t>
@@ -7744,19 +7854,21 @@
               <m:r>
                 <m:t>p</m:t>
               </m:r>
-              <m:d>
-                <m:dPr>
-                  <m:begChr m:val="("/>
-                  <m:sepChr m:val=""/>
-                  <m:endChr m:val=")"/>
-                  <m:grow/>
-                </m:dPr>
-                <m:e>
-                  <m:r>
-                    <m:t>x</m:t>
-                  </m:r>
-                </m:e>
-              </m:d>
+              <m:r>
+                <m:rPr>
+                  <m:sty m:val="p"/>
+                </m:rPr>
+                <m:t>(</m:t>
+              </m:r>
+              <m:r>
+                <m:t>x</m:t>
+              </m:r>
+              <m:r>
+                <m:rPr>
+                  <m:sty m:val="p"/>
+                </m:rPr>
+                <m:t>)</m:t>
+              </m:r>
             </m:oMath>
             <w:r>
               <w:t xml:space="preserve">, the CDF is given by:</w:t>
@@ -7774,19 +7886,21 @@
                 <m:r>
                   <m:t>F</m:t>
                 </m:r>
-                <m:d>
-                  <m:dPr>
-                    <m:begChr m:val="("/>
-                    <m:sepChr m:val=""/>
-                    <m:endChr m:val=")"/>
-                    <m:grow/>
-                  </m:dPr>
-                  <m:e>
-                    <m:r>
-                      <m:t>x</m:t>
-                    </m:r>
-                  </m:e>
-                </m:d>
+                <m:r>
+                  <m:rPr>
+                    <m:sty m:val="p"/>
+                  </m:rPr>
+                  <m:t>(</m:t>
+                </m:r>
+                <m:r>
+                  <m:t>x</m:t>
+                </m:r>
+                <m:r>
+                  <m:rPr>
+                    <m:sty m:val="p"/>
+                  </m:rPr>
+                  <m:t>)</m:t>
+                </m:r>
                 <m:r>
                   <m:rPr>
                     <m:sty m:val="p"/>
@@ -7795,33 +7909,35 @@
                 </m:r>
                 <m:r>
                   <m:rPr>
-                    <m:sty m:val="p"/>
                     <m:scr m:val="double-struck"/>
+                    <m:sty m:val="p"/>
                   </m:rPr>
                   <m:t>P</m:t>
                 </m:r>
-                <m:d>
-                  <m:dPr>
-                    <m:begChr m:val="("/>
-                    <m:sepChr m:val=""/>
-                    <m:endChr m:val=")"/>
-                    <m:grow/>
-                  </m:dPr>
-                  <m:e>
-                    <m:r>
-                      <m:t>X</m:t>
-                    </m:r>
-                    <m:r>
-                      <m:rPr>
-                        <m:sty m:val="p"/>
-                      </m:rPr>
-                      <m:t>≤</m:t>
-                    </m:r>
-                    <m:r>
-                      <m:t>x</m:t>
-                    </m:r>
-                  </m:e>
-                </m:d>
+                <m:r>
+                  <m:rPr>
+                    <m:sty m:val="p"/>
+                  </m:rPr>
+                  <m:t>(</m:t>
+                </m:r>
+                <m:r>
+                  <m:t>X</m:t>
+                </m:r>
+                <m:r>
+                  <m:rPr>
+                    <m:sty m:val="p"/>
+                  </m:rPr>
+                  <m:t>≤</m:t>
+                </m:r>
+                <m:r>
+                  <m:t>x</m:t>
+                </m:r>
+                <m:r>
+                  <m:rPr>
+                    <m:sty m:val="p"/>
+                  </m:rPr>
+                  <m:t>)</m:t>
+                </m:r>
                 <m:r>
                   <m:rPr>
                     <m:sty m:val="p"/>
@@ -7860,19 +7976,21 @@
                     </m:r>
                   </m:e>
                 </m:nary>
-                <m:d>
-                  <m:dPr>
-                    <m:begChr m:val="("/>
-                    <m:sepChr m:val=""/>
-                    <m:endChr m:val=")"/>
-                    <m:grow/>
-                  </m:dPr>
-                  <m:e>
-                    <m:r>
-                      <m:t>y</m:t>
-                    </m:r>
-                  </m:e>
-                </m:d>
+                <m:r>
+                  <m:rPr>
+                    <m:sty m:val="p"/>
+                  </m:rPr>
+                  <m:t>(</m:t>
+                </m:r>
+                <m:r>
+                  <m:t>y</m:t>
+                </m:r>
+                <m:r>
+                  <m:rPr>
+                    <m:sty m:val="p"/>
+                  </m:rPr>
+                  <m:t>)</m:t>
+                </m:r>
               </m:oMath>
             </m:oMathPara>
           </w:p>
@@ -7937,19 +8055,21 @@
               <m:r>
                 <m:t>f</m:t>
               </m:r>
-              <m:d>
-                <m:dPr>
-                  <m:begChr m:val="("/>
-                  <m:sepChr m:val=""/>
-                  <m:endChr m:val=")"/>
-                  <m:grow/>
-                </m:dPr>
-                <m:e>
-                  <m:r>
-                    <m:t>x</m:t>
-                  </m:r>
-                </m:e>
-              </m:d>
+              <m:r>
+                <m:rPr>
+                  <m:sty m:val="p"/>
+                </m:rPr>
+                <m:t>(</m:t>
+              </m:r>
+              <m:r>
+                <m:t>x</m:t>
+              </m:r>
+              <m:r>
+                <m:rPr>
+                  <m:sty m:val="p"/>
+                </m:rPr>
+                <m:t>)</m:t>
+              </m:r>
             </m:oMath>
             <w:r>
               <w:t xml:space="preserve">, the CDF is given by:</w:t>
@@ -7967,19 +8087,21 @@
                 <m:r>
                   <m:t>F</m:t>
                 </m:r>
-                <m:d>
-                  <m:dPr>
-                    <m:begChr m:val="("/>
-                    <m:sepChr m:val=""/>
-                    <m:endChr m:val=")"/>
-                    <m:grow/>
-                  </m:dPr>
-                  <m:e>
-                    <m:r>
-                      <m:t>x</m:t>
-                    </m:r>
-                  </m:e>
-                </m:d>
+                <m:r>
+                  <m:rPr>
+                    <m:sty m:val="p"/>
+                  </m:rPr>
+                  <m:t>(</m:t>
+                </m:r>
+                <m:r>
+                  <m:t>x</m:t>
+                </m:r>
+                <m:r>
+                  <m:rPr>
+                    <m:sty m:val="p"/>
+                  </m:rPr>
+                  <m:t>)</m:t>
+                </m:r>
                 <m:r>
                   <m:rPr>
                     <m:sty m:val="p"/>
@@ -7988,33 +8110,35 @@
                 </m:r>
                 <m:r>
                   <m:rPr>
-                    <m:sty m:val="p"/>
                     <m:scr m:val="double-struck"/>
+                    <m:sty m:val="p"/>
                   </m:rPr>
                   <m:t>P</m:t>
                 </m:r>
-                <m:d>
-                  <m:dPr>
-                    <m:begChr m:val="("/>
-                    <m:sepChr m:val=""/>
-                    <m:endChr m:val=")"/>
-                    <m:grow/>
-                  </m:dPr>
-                  <m:e>
-                    <m:r>
-                      <m:t>X</m:t>
-                    </m:r>
-                    <m:r>
-                      <m:rPr>
-                        <m:sty m:val="p"/>
-                      </m:rPr>
-                      <m:t>≤</m:t>
-                    </m:r>
-                    <m:r>
-                      <m:t>x</m:t>
-                    </m:r>
-                  </m:e>
-                </m:d>
+                <m:r>
+                  <m:rPr>
+                    <m:sty m:val="p"/>
+                  </m:rPr>
+                  <m:t>(</m:t>
+                </m:r>
+                <m:r>
+                  <m:t>X</m:t>
+                </m:r>
+                <m:r>
+                  <m:rPr>
+                    <m:sty m:val="p"/>
+                  </m:rPr>
+                  <m:t>≤</m:t>
+                </m:r>
+                <m:r>
+                  <m:t>x</m:t>
+                </m:r>
+                <m:r>
+                  <m:rPr>
+                    <m:sty m:val="p"/>
+                  </m:rPr>
+                  <m:t>)</m:t>
+                </m:r>
                 <m:r>
                   <m:rPr>
                     <m:sty m:val="p"/>
@@ -8053,19 +8177,21 @@
                     </m:r>
                   </m:e>
                 </m:nary>
-                <m:d>
-                  <m:dPr>
-                    <m:begChr m:val="("/>
-                    <m:sepChr m:val=""/>
-                    <m:endChr m:val=")"/>
-                    <m:grow/>
-                  </m:dPr>
-                  <m:e>
-                    <m:r>
-                      <m:t>y</m:t>
-                    </m:r>
-                  </m:e>
-                </m:d>
+                <m:r>
+                  <m:rPr>
+                    <m:sty m:val="p"/>
+                  </m:rPr>
+                  <m:t>(</m:t>
+                </m:r>
+                <m:r>
+                  <m:t>y</m:t>
+                </m:r>
+                <m:r>
+                  <m:rPr>
+                    <m:sty m:val="p"/>
+                  </m:rPr>
+                  <m:t>)</m:t>
+                </m:r>
                 <m:r>
                   <m:t> </m:t>
                 </m:r>
@@ -8173,18 +8299,18 @@
                 <wp:inline>
                   <wp:extent cx="152400" cy="152400"/>
                   <wp:effectExtent b="0" l="0" r="0" t="0"/>
-                  <wp:docPr descr="" title="" id="70" name="Picture"/>
+                  <wp:docPr descr="" title="" id="59" name="Picture"/>
                   <a:graphic>
                     <a:graphicData uri="http://schemas.openxmlformats.org/drawingml/2006/picture">
                       <pic:pic>
                         <pic:nvPicPr>
-                          <pic:cNvPr descr="/Applications/quarto/share/formats/docx/warning.png" id="71" name="Picture"/>
+                          <pic:cNvPr descr="/Applications/quarto/share/formats/docx/warning.png" id="60" name="Picture"/>
                           <pic:cNvPicPr>
                             <a:picLocks noChangeArrowheads="1" noChangeAspect="1"/>
                           </pic:cNvPicPr>
                         </pic:nvPicPr>
                         <pic:blipFill>
-                          <a:blip r:embed="rId50"/>
+                          <a:blip r:embed="rId39"/>
                           <a:stretch>
                             <a:fillRect/>
                           </a:stretch>
@@ -8337,18 +8463,18 @@
                 <wp:inline>
                   <wp:extent cx="152400" cy="152400"/>
                   <wp:effectExtent b="0" l="0" r="0" t="0"/>
-                  <wp:docPr descr="" title="" id="72" name="Picture"/>
+                  <wp:docPr descr="" title="" id="61" name="Picture"/>
                   <a:graphic>
                     <a:graphicData uri="http://schemas.openxmlformats.org/drawingml/2006/picture">
                       <pic:pic>
                         <pic:nvPicPr>
-                          <pic:cNvPr descr="/Applications/quarto/share/formats/docx/note.png" id="73" name="Picture"/>
+                          <pic:cNvPr descr="/Applications/quarto/share/formats/docx/note.png" id="62" name="Picture"/>
                           <pic:cNvPicPr>
                             <a:picLocks noChangeArrowheads="1" noChangeAspect="1"/>
                           </pic:cNvPicPr>
                         </pic:nvPicPr>
                         <pic:blipFill>
-                          <a:blip r:embed="rId23"/>
+                          <a:blip r:embed="rId12"/>
                           <a:stretch>
                             <a:fillRect/>
                           </a:stretch>
@@ -8423,19 +8549,21 @@
                 <m:r>
                   <m:t>F</m:t>
                 </m:r>
-                <m:d>
-                  <m:dPr>
-                    <m:begChr m:val="("/>
-                    <m:sepChr m:val=""/>
-                    <m:endChr m:val=")"/>
-                    <m:grow/>
-                  </m:dPr>
-                  <m:e>
-                    <m:r>
-                      <m:t>3</m:t>
-                    </m:r>
-                  </m:e>
-                </m:d>
+                <m:r>
+                  <m:rPr>
+                    <m:sty m:val="p"/>
+                  </m:rPr>
+                  <m:t>(</m:t>
+                </m:r>
+                <m:r>
+                  <m:t>3</m:t>
+                </m:r>
+                <m:r>
+                  <m:rPr>
+                    <m:sty m:val="p"/>
+                  </m:rPr>
+                  <m:t>)</m:t>
+                </m:r>
                 <m:r>
                   <m:rPr>
                     <m:sty m:val="p"/>
@@ -8444,33 +8572,35 @@
                 </m:r>
                 <m:r>
                   <m:rPr>
-                    <m:sty m:val="p"/>
                     <m:scr m:val="double-struck"/>
+                    <m:sty m:val="p"/>
                   </m:rPr>
                   <m:t>P</m:t>
                 </m:r>
-                <m:d>
-                  <m:dPr>
-                    <m:begChr m:val="("/>
-                    <m:sepChr m:val=""/>
-                    <m:endChr m:val=")"/>
-                    <m:grow/>
-                  </m:dPr>
-                  <m:e>
-                    <m:r>
-                      <m:t>X</m:t>
-                    </m:r>
-                    <m:r>
-                      <m:rPr>
-                        <m:sty m:val="p"/>
-                      </m:rPr>
-                      <m:t>≤</m:t>
-                    </m:r>
-                    <m:r>
-                      <m:t>3</m:t>
-                    </m:r>
-                  </m:e>
-                </m:d>
+                <m:r>
+                  <m:rPr>
+                    <m:sty m:val="p"/>
+                  </m:rPr>
+                  <m:t>(</m:t>
+                </m:r>
+                <m:r>
+                  <m:t>X</m:t>
+                </m:r>
+                <m:r>
+                  <m:rPr>
+                    <m:sty m:val="p"/>
+                  </m:rPr>
+                  <m:t>≤</m:t>
+                </m:r>
+                <m:r>
+                  <m:t>3</m:t>
+                </m:r>
+                <m:r>
+                  <m:rPr>
+                    <m:sty m:val="p"/>
+                  </m:rPr>
+                  <m:t>)</m:t>
+                </m:r>
                 <m:r>
                   <m:rPr>
                     <m:sty m:val="p"/>
@@ -8509,19 +8639,21 @@
                     </m:r>
                   </m:e>
                 </m:nary>
-                <m:d>
-                  <m:dPr>
-                    <m:begChr m:val="("/>
-                    <m:sepChr m:val=""/>
-                    <m:endChr m:val=")"/>
-                    <m:grow/>
-                  </m:dPr>
-                  <m:e>
-                    <m:r>
-                      <m:t>x</m:t>
-                    </m:r>
-                  </m:e>
-                </m:d>
+                <m:r>
+                  <m:rPr>
+                    <m:sty m:val="p"/>
+                  </m:rPr>
+                  <m:t>(</m:t>
+                </m:r>
+                <m:r>
+                  <m:t>x</m:t>
+                </m:r>
+                <m:r>
+                  <m:rPr>
+                    <m:sty m:val="p"/>
+                  </m:rPr>
+                  <m:t>)</m:t>
+                </m:r>
                 <m:r>
                   <m:rPr>
                     <m:sty m:val="p"/>
@@ -8561,33 +8693,35 @@
                   <m:lim>
                     <m:r>
                       <m:rPr>
+                        <m:scr m:val="double-struck"/>
                         <m:sty m:val="p"/>
-                        <m:scr m:val="double-struck"/>
                       </m:rPr>
                       <m:t>P</m:t>
                     </m:r>
-                    <m:d>
-                      <m:dPr>
-                        <m:begChr m:val="("/>
-                        <m:sepChr m:val=""/>
-                        <m:endChr m:val=")"/>
-                        <m:grow/>
-                      </m:dPr>
-                      <m:e>
-                        <m:r>
-                          <m:t>X</m:t>
-                        </m:r>
-                        <m:r>
-                          <m:rPr>
-                            <m:sty m:val="p"/>
-                          </m:rPr>
-                          <m:t>=</m:t>
-                        </m:r>
-                        <m:r>
-                          <m:t>1</m:t>
-                        </m:r>
-                      </m:e>
-                    </m:d>
+                    <m:r>
+                      <m:rPr>
+                        <m:sty m:val="p"/>
+                      </m:rPr>
+                      <m:t>(</m:t>
+                    </m:r>
+                    <m:r>
+                      <m:t>X</m:t>
+                    </m:r>
+                    <m:r>
+                      <m:rPr>
+                        <m:sty m:val="p"/>
+                      </m:rPr>
+                      <m:t>=</m:t>
+                    </m:r>
+                    <m:r>
+                      <m:t>1</m:t>
+                    </m:r>
+                    <m:r>
+                      <m:rPr>
+                        <m:sty m:val="p"/>
+                      </m:rPr>
+                      <m:t>)</m:t>
+                    </m:r>
                   </m:lim>
                 </m:limLow>
                 <m:r>
@@ -8629,33 +8763,35 @@
                   <m:lim>
                     <m:r>
                       <m:rPr>
+                        <m:scr m:val="double-struck"/>
                         <m:sty m:val="p"/>
-                        <m:scr m:val="double-struck"/>
                       </m:rPr>
                       <m:t>P</m:t>
                     </m:r>
-                    <m:d>
-                      <m:dPr>
-                        <m:begChr m:val="("/>
-                        <m:sepChr m:val=""/>
-                        <m:endChr m:val=")"/>
-                        <m:grow/>
-                      </m:dPr>
-                      <m:e>
-                        <m:r>
-                          <m:t>X</m:t>
-                        </m:r>
-                        <m:r>
-                          <m:rPr>
-                            <m:sty m:val="p"/>
-                          </m:rPr>
-                          <m:t>=</m:t>
-                        </m:r>
-                        <m:r>
-                          <m:t>2</m:t>
-                        </m:r>
-                      </m:e>
-                    </m:d>
+                    <m:r>
+                      <m:rPr>
+                        <m:sty m:val="p"/>
+                      </m:rPr>
+                      <m:t>(</m:t>
+                    </m:r>
+                    <m:r>
+                      <m:t>X</m:t>
+                    </m:r>
+                    <m:r>
+                      <m:rPr>
+                        <m:sty m:val="p"/>
+                      </m:rPr>
+                      <m:t>=</m:t>
+                    </m:r>
+                    <m:r>
+                      <m:t>2</m:t>
+                    </m:r>
+                    <m:r>
+                      <m:rPr>
+                        <m:sty m:val="p"/>
+                      </m:rPr>
+                      <m:t>)</m:t>
+                    </m:r>
                   </m:lim>
                 </m:limLow>
                 <m:r>
@@ -8697,33 +8833,35 @@
                   <m:lim>
                     <m:r>
                       <m:rPr>
+                        <m:scr m:val="double-struck"/>
                         <m:sty m:val="p"/>
-                        <m:scr m:val="double-struck"/>
                       </m:rPr>
                       <m:t>P</m:t>
                     </m:r>
-                    <m:d>
-                      <m:dPr>
-                        <m:begChr m:val="("/>
-                        <m:sepChr m:val=""/>
-                        <m:endChr m:val=")"/>
-                        <m:grow/>
-                      </m:dPr>
-                      <m:e>
-                        <m:r>
-                          <m:t>X</m:t>
-                        </m:r>
-                        <m:r>
-                          <m:rPr>
-                            <m:sty m:val="p"/>
-                          </m:rPr>
-                          <m:t>=</m:t>
-                        </m:r>
-                        <m:r>
-                          <m:t>3</m:t>
-                        </m:r>
-                      </m:e>
-                    </m:d>
+                    <m:r>
+                      <m:rPr>
+                        <m:sty m:val="p"/>
+                      </m:rPr>
+                      <m:t>(</m:t>
+                    </m:r>
+                    <m:r>
+                      <m:t>X</m:t>
+                    </m:r>
+                    <m:r>
+                      <m:rPr>
+                        <m:sty m:val="p"/>
+                      </m:rPr>
+                      <m:t>=</m:t>
+                    </m:r>
+                    <m:r>
+                      <m:t>3</m:t>
+                    </m:r>
+                    <m:r>
+                      <m:rPr>
+                        <m:sty m:val="p"/>
+                      </m:rPr>
+                      <m:t>)</m:t>
+                    </m:r>
                   </m:lim>
                 </m:limLow>
                 <m:r>
@@ -8914,33 +9052,35 @@
                   <m:oMath>
                     <m:r>
                       <m:rPr>
+                        <m:scr m:val="double-struck"/>
                         <m:sty m:val="p"/>
-                        <m:scr m:val="double-struck"/>
                       </m:rPr>
                       <m:t>P</m:t>
                     </m:r>
-                    <m:d>
-                      <m:dPr>
-                        <m:begChr m:val="("/>
-                        <m:sepChr m:val=""/>
-                        <m:endChr m:val=")"/>
-                        <m:grow/>
-                      </m:dPr>
-                      <m:e>
-                        <m:r>
-                          <m:t>X</m:t>
-                        </m:r>
-                        <m:r>
-                          <m:rPr>
-                            <m:sty m:val="p"/>
-                          </m:rPr>
-                          <m:t>≤</m:t>
-                        </m:r>
-                        <m:r>
-                          <m:t>x</m:t>
-                        </m:r>
-                      </m:e>
-                    </m:d>
+                    <m:r>
+                      <m:rPr>
+                        <m:sty m:val="p"/>
+                      </m:rPr>
+                      <m:t>(</m:t>
+                    </m:r>
+                    <m:r>
+                      <m:t>X</m:t>
+                    </m:r>
+                    <m:r>
+                      <m:rPr>
+                        <m:sty m:val="p"/>
+                      </m:rPr>
+                      <m:t>≤</m:t>
+                    </m:r>
+                    <m:r>
+                      <m:t>x</m:t>
+                    </m:r>
+                    <m:r>
+                      <m:rPr>
+                        <m:sty m:val="p"/>
+                      </m:rPr>
+                      <m:t>)</m:t>
+                    </m:r>
                   </m:oMath>
                 </w:p>
               </w:tc>
@@ -9145,18 +9285,18 @@
                 <wp:inline>
                   <wp:extent cx="152400" cy="152400"/>
                   <wp:effectExtent b="0" l="0" r="0" t="0"/>
-                  <wp:docPr descr="" title="" id="74" name="Picture"/>
+                  <wp:docPr descr="" title="" id="63" name="Picture"/>
                   <a:graphic>
                     <a:graphicData uri="http://schemas.openxmlformats.org/drawingml/2006/picture">
                       <pic:pic>
                         <pic:nvPicPr>
-                          <pic:cNvPr descr="/Applications/quarto/share/formats/docx/note.png" id="75" name="Picture"/>
+                          <pic:cNvPr descr="/Applications/quarto/share/formats/docx/note.png" id="64" name="Picture"/>
                           <pic:cNvPicPr>
                             <a:picLocks noChangeArrowheads="1" noChangeAspect="1"/>
                           </pic:cNvPicPr>
                         </pic:nvPicPr>
                         <pic:blipFill>
-                          <a:blip r:embed="rId23"/>
+                          <a:blip r:embed="rId12"/>
                           <a:stretch>
                             <a:fillRect/>
                           </a:stretch>
@@ -9314,33 +9454,35 @@
                   <m:oMath>
                     <m:r>
                       <m:rPr>
+                        <m:scr m:val="double-struck"/>
                         <m:sty m:val="p"/>
-                        <m:scr m:val="double-struck"/>
                       </m:rPr>
                       <m:t>P</m:t>
                     </m:r>
-                    <m:d>
-                      <m:dPr>
-                        <m:begChr m:val="("/>
-                        <m:sepChr m:val=""/>
-                        <m:endChr m:val=")"/>
-                        <m:grow/>
-                      </m:dPr>
-                      <m:e>
-                        <m:r>
-                          <m:t>X</m:t>
-                        </m:r>
-                        <m:r>
-                          <m:rPr>
-                            <m:sty m:val="p"/>
-                          </m:rPr>
-                          <m:t>≤</m:t>
-                        </m:r>
-                        <m:r>
-                          <m:t>x</m:t>
-                        </m:r>
-                      </m:e>
-                    </m:d>
+                    <m:r>
+                      <m:rPr>
+                        <m:sty m:val="p"/>
+                      </m:rPr>
+                      <m:t>(</m:t>
+                    </m:r>
+                    <m:r>
+                      <m:t>X</m:t>
+                    </m:r>
+                    <m:r>
+                      <m:rPr>
+                        <m:sty m:val="p"/>
+                      </m:rPr>
+                      <m:t>≤</m:t>
+                    </m:r>
+                    <m:r>
+                      <m:t>x</m:t>
+                    </m:r>
+                    <m:r>
+                      <m:rPr>
+                        <m:sty m:val="p"/>
+                      </m:rPr>
+                      <m:t>)</m:t>
+                    </m:r>
                   </m:oMath>
                 </w:p>
               </w:tc>
@@ -9464,33 +9606,35 @@
               <m:oMath>
                 <m:r>
                   <m:rPr>
-                    <m:sty m:val="p"/>
                     <m:scr m:val="double-struck"/>
+                    <m:sty m:val="p"/>
                   </m:rPr>
                   <m:t>P</m:t>
                 </m:r>
-                <m:d>
-                  <m:dPr>
-                    <m:begChr m:val="("/>
-                    <m:sepChr m:val=""/>
-                    <m:endChr m:val=")"/>
-                    <m:grow/>
-                  </m:dPr>
-                  <m:e>
-                    <m:r>
-                      <m:t>X</m:t>
-                    </m:r>
-                    <m:r>
-                      <m:rPr>
-                        <m:sty m:val="p"/>
-                      </m:rPr>
-                      <m:t>&gt;</m:t>
-                    </m:r>
-                    <m:r>
-                      <m:t>1</m:t>
-                    </m:r>
-                  </m:e>
-                </m:d>
+                <m:r>
+                  <m:rPr>
+                    <m:sty m:val="p"/>
+                  </m:rPr>
+                  <m:t>(</m:t>
+                </m:r>
+                <m:r>
+                  <m:t>X</m:t>
+                </m:r>
+                <m:r>
+                  <m:rPr>
+                    <m:sty m:val="p"/>
+                  </m:rPr>
+                  <m:t>&gt;</m:t>
+                </m:r>
+                <m:r>
+                  <m:t>1</m:t>
+                </m:r>
+                <m:r>
+                  <m:rPr>
+                    <m:sty m:val="p"/>
+                  </m:rPr>
+                  <m:t>)</m:t>
+                </m:r>
                 <m:r>
                   <m:rPr>
                     <m:sty m:val="p"/>
@@ -9509,19 +9653,21 @@
                 <m:r>
                   <m:t>F</m:t>
                 </m:r>
-                <m:d>
-                  <m:dPr>
-                    <m:begChr m:val="("/>
-                    <m:sepChr m:val=""/>
-                    <m:endChr m:val=")"/>
-                    <m:grow/>
-                  </m:dPr>
-                  <m:e>
-                    <m:r>
-                      <m:t>1</m:t>
-                    </m:r>
-                  </m:e>
-                </m:d>
+                <m:r>
+                  <m:rPr>
+                    <m:sty m:val="p"/>
+                  </m:rPr>
+                  <m:t>(</m:t>
+                </m:r>
+                <m:r>
+                  <m:t>1</m:t>
+                </m:r>
+                <m:r>
+                  <m:rPr>
+                    <m:sty m:val="p"/>
+                  </m:rPr>
+                  <m:t>)</m:t>
+                </m:r>
                 <m:r>
                   <m:rPr>
                     <m:sty m:val="p"/>
@@ -9539,33 +9685,35 @@
                 </m:r>
                 <m:r>
                   <m:rPr>
-                    <m:sty m:val="p"/>
                     <m:scr m:val="double-struck"/>
+                    <m:sty m:val="p"/>
                   </m:rPr>
                   <m:t>P</m:t>
                 </m:r>
-                <m:d>
-                  <m:dPr>
-                    <m:begChr m:val="("/>
-                    <m:sepChr m:val=""/>
-                    <m:endChr m:val=")"/>
-                    <m:grow/>
-                  </m:dPr>
-                  <m:e>
-                    <m:r>
-                      <m:t>X</m:t>
-                    </m:r>
-                    <m:r>
-                      <m:rPr>
-                        <m:sty m:val="p"/>
-                      </m:rPr>
-                      <m:t>≤</m:t>
-                    </m:r>
-                    <m:r>
-                      <m:t>1</m:t>
-                    </m:r>
-                  </m:e>
-                </m:d>
+                <m:r>
+                  <m:rPr>
+                    <m:sty m:val="p"/>
+                  </m:rPr>
+                  <m:t>(</m:t>
+                </m:r>
+                <m:r>
+                  <m:t>X</m:t>
+                </m:r>
+                <m:r>
+                  <m:rPr>
+                    <m:sty m:val="p"/>
+                  </m:rPr>
+                  <m:t>≤</m:t>
+                </m:r>
+                <m:r>
+                  <m:t>1</m:t>
+                </m:r>
+                <m:r>
+                  <m:rPr>
+                    <m:sty m:val="p"/>
+                  </m:rPr>
+                  <m:t>)</m:t>
+                </m:r>
                 <m:r>
                   <m:rPr>
                     <m:sty m:val="p"/>
@@ -9698,18 +9846,18 @@
                 <wp:inline>
                   <wp:extent cx="152400" cy="152400"/>
                   <wp:effectExtent b="0" l="0" r="0" t="0"/>
-                  <wp:docPr descr="" title="" id="76" name="Picture"/>
+                  <wp:docPr descr="" title="" id="65" name="Picture"/>
                   <a:graphic>
                     <a:graphicData uri="http://schemas.openxmlformats.org/drawingml/2006/picture">
                       <pic:pic>
                         <pic:nvPicPr>
-                          <pic:cNvPr descr="/Applications/quarto/share/formats/docx/note.png" id="77" name="Picture"/>
+                          <pic:cNvPr descr="/Applications/quarto/share/formats/docx/note.png" id="66" name="Picture"/>
                           <pic:cNvPicPr>
                             <a:picLocks noChangeArrowheads="1" noChangeAspect="1"/>
                           </pic:cNvPicPr>
                         </pic:nvPicPr>
                         <pic:blipFill>
-                          <a:blip r:embed="rId23"/>
+                          <a:blip r:embed="rId12"/>
                           <a:stretch>
                             <a:fillRect/>
                           </a:stretch>
@@ -9829,19 +9977,21 @@
                 <m:r>
                   <m:t>f</m:t>
                 </m:r>
-                <m:d>
-                  <m:dPr>
-                    <m:begChr m:val="("/>
-                    <m:sepChr m:val=""/>
-                    <m:endChr m:val=")"/>
-                    <m:grow/>
-                  </m:dPr>
-                  <m:e>
-                    <m:r>
-                      <m:t>x</m:t>
-                    </m:r>
-                  </m:e>
-                </m:d>
+                <m:r>
+                  <m:rPr>
+                    <m:sty m:val="p"/>
+                  </m:rPr>
+                  <m:t>(</m:t>
+                </m:r>
+                <m:r>
+                  <m:t>x</m:t>
+                </m:r>
+                <m:r>
+                  <m:rPr>
+                    <m:sty m:val="p"/>
+                  </m:rPr>
+                  <m:t>)</m:t>
+                </m:r>
                 <m:r>
                   <m:rPr>
                     <m:sty m:val="p"/>
@@ -9885,8 +10035,8 @@
                           <m:r>
                             <m:rPr>
                               <m:nor/>
+                              <m:scr m:val="sans-serif"/>
                               <m:sty m:val="p"/>
-                              <m:scr m:val="sans-serif"/>
                             </m:rPr>
                             <m:t>if </m:t>
                           </m:r>
@@ -9923,8 +10073,8 @@
                           <m:r>
                             <m:rPr>
                               <m:nor/>
+                              <m:scr m:val="sans-serif"/>
                               <m:sty m:val="p"/>
-                              <m:scr m:val="sans-serif"/>
                             </m:rPr>
                             <m:t>otherwise</m:t>
                           </m:r>
@@ -9981,19 +10131,21 @@
                 <m:r>
                   <m:t>F</m:t>
                 </m:r>
-                <m:d>
-                  <m:dPr>
-                    <m:begChr m:val="("/>
-                    <m:sepChr m:val=""/>
-                    <m:endChr m:val=")"/>
-                    <m:grow/>
-                  </m:dPr>
-                  <m:e>
-                    <m:r>
-                      <m:t>0.5</m:t>
-                    </m:r>
-                  </m:e>
-                </m:d>
+                <m:r>
+                  <m:rPr>
+                    <m:sty m:val="p"/>
+                  </m:rPr>
+                  <m:t>(</m:t>
+                </m:r>
+                <m:r>
+                  <m:t>0.5</m:t>
+                </m:r>
+                <m:r>
+                  <m:rPr>
+                    <m:sty m:val="p"/>
+                  </m:rPr>
+                  <m:t>)</m:t>
+                </m:r>
                 <m:r>
                   <m:rPr>
                     <m:sty m:val="p"/>
@@ -10002,33 +10154,35 @@
                 </m:r>
                 <m:r>
                   <m:rPr>
-                    <m:sty m:val="p"/>
                     <m:scr m:val="double-struck"/>
+                    <m:sty m:val="p"/>
                   </m:rPr>
                   <m:t>P</m:t>
                 </m:r>
-                <m:d>
-                  <m:dPr>
-                    <m:begChr m:val="("/>
-                    <m:sepChr m:val=""/>
-                    <m:endChr m:val=")"/>
-                    <m:grow/>
-                  </m:dPr>
-                  <m:e>
-                    <m:r>
-                      <m:t>X</m:t>
-                    </m:r>
-                    <m:r>
-                      <m:rPr>
-                        <m:sty m:val="p"/>
-                      </m:rPr>
-                      <m:t>≤</m:t>
-                    </m:r>
-                    <m:r>
-                      <m:t>0.5</m:t>
-                    </m:r>
-                  </m:e>
-                </m:d>
+                <m:r>
+                  <m:rPr>
+                    <m:sty m:val="p"/>
+                  </m:rPr>
+                  <m:t>(</m:t>
+                </m:r>
+                <m:r>
+                  <m:t>X</m:t>
+                </m:r>
+                <m:r>
+                  <m:rPr>
+                    <m:sty m:val="p"/>
+                  </m:rPr>
+                  <m:t>≤</m:t>
+                </m:r>
+                <m:r>
+                  <m:t>0.5</m:t>
+                </m:r>
+                <m:r>
+                  <m:rPr>
+                    <m:sty m:val="p"/>
+                  </m:rPr>
+                  <m:t>)</m:t>
+                </m:r>
                 <m:r>
                   <m:rPr>
                     <m:sty m:val="p"/>
@@ -10067,19 +10221,21 @@
                     </m:r>
                   </m:e>
                 </m:nary>
-                <m:d>
-                  <m:dPr>
-                    <m:begChr m:val="("/>
-                    <m:sepChr m:val=""/>
-                    <m:endChr m:val=")"/>
-                    <m:grow/>
-                  </m:dPr>
-                  <m:e>
-                    <m:r>
-                      <m:t>y</m:t>
-                    </m:r>
-                  </m:e>
-                </m:d>
+                <m:r>
+                  <m:rPr>
+                    <m:sty m:val="p"/>
+                  </m:rPr>
+                  <m:t>(</m:t>
+                </m:r>
+                <m:r>
+                  <m:t>y</m:t>
+                </m:r>
+                <m:r>
+                  <m:rPr>
+                    <m:sty m:val="p"/>
+                  </m:rPr>
+                  <m:t>)</m:t>
+                </m:r>
                 <m:r>
                   <m:t> </m:t>
                 </m:r>
@@ -10145,19 +10301,21 @@
                     </m:r>
                   </m:e>
                 </m:nary>
-                <m:d>
-                  <m:dPr>
-                    <m:begChr m:val="("/>
-                    <m:sepChr m:val=""/>
-                    <m:endChr m:val=")"/>
-                    <m:grow/>
-                  </m:dPr>
-                  <m:e>
-                    <m:r>
-                      <m:t>y</m:t>
-                    </m:r>
-                  </m:e>
-                </m:d>
+                <m:r>
+                  <m:rPr>
+                    <m:sty m:val="p"/>
+                  </m:rPr>
+                  <m:t>(</m:t>
+                </m:r>
+                <m:r>
+                  <m:t>y</m:t>
+                </m:r>
+                <m:r>
+                  <m:rPr>
+                    <m:sty m:val="p"/>
+                  </m:rPr>
+                  <m:t>)</m:t>
+                </m:r>
                 <m:r>
                   <m:t> </m:t>
                 </m:r>
@@ -10205,19 +10363,21 @@
                     </m:r>
                   </m:e>
                 </m:nary>
-                <m:d>
-                  <m:dPr>
-                    <m:begChr m:val="("/>
-                    <m:sepChr m:val=""/>
-                    <m:endChr m:val=")"/>
-                    <m:grow/>
-                  </m:dPr>
-                  <m:e>
-                    <m:r>
-                      <m:t>y</m:t>
-                    </m:r>
-                  </m:e>
-                </m:d>
+                <m:r>
+                  <m:rPr>
+                    <m:sty m:val="p"/>
+                  </m:rPr>
+                  <m:t>(</m:t>
+                </m:r>
+                <m:r>
+                  <m:t>y</m:t>
+                </m:r>
+                <m:r>
+                  <m:rPr>
+                    <m:sty m:val="p"/>
+                  </m:rPr>
+                  <m:t>)</m:t>
+                </m:r>
                 <m:r>
                   <m:t> </m:t>
                 </m:r>
@@ -10256,19 +10416,21 @@
                     </m:r>
                   </m:e>
                 </m:nary>
-                <m:d>
-                  <m:dPr>
-                    <m:begChr m:val="("/>
-                    <m:sepChr m:val=""/>
-                    <m:endChr m:val=")"/>
-                    <m:grow/>
-                  </m:dPr>
-                  <m:e>
-                    <m:r>
-                      <m:t>y</m:t>
-                    </m:r>
-                  </m:e>
-                </m:d>
+                <m:r>
+                  <m:rPr>
+                    <m:sty m:val="p"/>
+                  </m:rPr>
+                  <m:t>(</m:t>
+                </m:r>
+                <m:r>
+                  <m:t>y</m:t>
+                </m:r>
+                <m:r>
+                  <m:rPr>
+                    <m:sty m:val="p"/>
+                  </m:rPr>
+                  <m:t>)</m:t>
+                </m:r>
                 <m:r>
                   <m:t> </m:t>
                 </m:r>
@@ -10378,21 +10540,23 @@
                   </m:rPr>
                   <m:t>+</m:t>
                 </m:r>
+                <m:r>
+                  <m:rPr>
+                    <m:sty m:val="p"/>
+                  </m:rPr>
+                  <m:t>[</m:t>
+                </m:r>
+                <m:r>
+                  <m:t>x</m:t>
+                </m:r>
                 <m:sSubSup>
                   <m:e>
-                    <m:d>
-                      <m:dPr>
-                        <m:begChr m:val="["/>
-                        <m:sepChr m:val=""/>
-                        <m:endChr m:val="]"/>
-                        <m:grow/>
-                      </m:dPr>
-                      <m:e>
-                        <m:r>
-                          <m:t>x</m:t>
-                        </m:r>
-                      </m:e>
-                    </m:d>
+                    <m:r>
+                      <m:rPr>
+                        <m:sty m:val="p"/>
+                      </m:rPr>
+                      <m:t>]</m:t>
+                    </m:r>
                   </m:e>
                   <m:sub>
                     <m:r>
@@ -10526,19 +10690,21 @@
               <m:r>
                 <m:t>F</m:t>
               </m:r>
-              <m:d>
-                <m:dPr>
-                  <m:begChr m:val="("/>
-                  <m:sepChr m:val=""/>
-                  <m:endChr m:val=")"/>
-                  <m:grow/>
-                </m:dPr>
-                <m:e>
-                  <m:r>
-                    <m:t>0.5</m:t>
-                  </m:r>
-                </m:e>
-              </m:d>
+              <m:r>
+                <m:rPr>
+                  <m:sty m:val="p"/>
+                </m:rPr>
+                <m:t>(</m:t>
+              </m:r>
+              <m:r>
+                <m:t>0.5</m:t>
+              </m:r>
+              <m:r>
+                <m:rPr>
+                  <m:sty m:val="p"/>
+                </m:rPr>
+                <m:t>)</m:t>
+              </m:r>
             </m:oMath>
             <w:r>
               <w:t xml:space="preserve"> </w:t>
@@ -10569,33 +10735,35 @@
               <m:oMath>
                 <m:r>
                   <m:rPr>
-                    <m:sty m:val="p"/>
                     <m:scr m:val="double-struck"/>
+                    <m:sty m:val="p"/>
                   </m:rPr>
                   <m:t>P</m:t>
                 </m:r>
-                <m:d>
-                  <m:dPr>
-                    <m:begChr m:val="("/>
-                    <m:sepChr m:val=""/>
-                    <m:endChr m:val=")"/>
-                    <m:grow/>
-                  </m:dPr>
-                  <m:e>
-                    <m:r>
-                      <m:t>X</m:t>
-                    </m:r>
-                    <m:r>
-                      <m:rPr>
-                        <m:sty m:val="p"/>
-                      </m:rPr>
-                      <m:t>&gt;</m:t>
-                    </m:r>
-                    <m:r>
-                      <m:t>0.5</m:t>
-                    </m:r>
-                  </m:e>
-                </m:d>
+                <m:r>
+                  <m:rPr>
+                    <m:sty m:val="p"/>
+                  </m:rPr>
+                  <m:t>(</m:t>
+                </m:r>
+                <m:r>
+                  <m:t>X</m:t>
+                </m:r>
+                <m:r>
+                  <m:rPr>
+                    <m:sty m:val="p"/>
+                  </m:rPr>
+                  <m:t>&gt;</m:t>
+                </m:r>
+                <m:r>
+                  <m:t>0.5</m:t>
+                </m:r>
+                <m:r>
+                  <m:rPr>
+                    <m:sty m:val="p"/>
+                  </m:rPr>
+                  <m:t>)</m:t>
+                </m:r>
                 <m:r>
                   <m:rPr>
                     <m:sty m:val="p"/>
@@ -10614,19 +10782,21 @@
                 <m:r>
                   <m:t>F</m:t>
                 </m:r>
-                <m:d>
-                  <m:dPr>
-                    <m:begChr m:val="("/>
-                    <m:sepChr m:val=""/>
-                    <m:endChr m:val=")"/>
-                    <m:grow/>
-                  </m:dPr>
-                  <m:e>
-                    <m:r>
-                      <m:t>0.5</m:t>
-                    </m:r>
-                  </m:e>
-                </m:d>
+                <m:r>
+                  <m:rPr>
+                    <m:sty m:val="p"/>
+                  </m:rPr>
+                  <m:t>(</m:t>
+                </m:r>
+                <m:r>
+                  <m:t>0.5</m:t>
+                </m:r>
+                <m:r>
+                  <m:rPr>
+                    <m:sty m:val="p"/>
+                  </m:rPr>
+                  <m:t>)</m:t>
+                </m:r>
                 <m:r>
                   <m:rPr>
                     <m:sty m:val="p"/>
@@ -10713,8 +10883,8 @@
         </w:tc>
       </w:tr>
     </w:tbl>
-    <w:bookmarkEnd w:id="78"/>
-    <w:bookmarkStart w:id="79" w:name="quick-check-problems"/>
+    <w:bookmarkEnd w:id="67"/>
+    <w:bookmarkStart w:id="68" w:name="quick-check-problems"/>
     <w:p>
       <w:pPr>
         <w:pStyle w:val="Heading1"/>
@@ -10853,28 +11023,30 @@
         <w:t xml:space="preserve"> </w:t>
       </w:r>
       <m:oMath>
-        <m:d>
-          <m:dPr>
-            <m:begChr m:val="["/>
-            <m:sepChr m:val=""/>
-            <m:endChr m:val="]"/>
-            <m:grow/>
-          </m:dPr>
-          <m:e>
-            <m:r>
-              <m:t>0</m:t>
-            </m:r>
-            <m:r>
-              <m:rPr>
-                <m:sty m:val="p"/>
-              </m:rPr>
-              <m:t>,</m:t>
-            </m:r>
-            <m:r>
-              <m:t>4</m:t>
-            </m:r>
-          </m:e>
-        </m:d>
+        <m:r>
+          <m:rPr>
+            <m:sty m:val="p"/>
+          </m:rPr>
+          <m:t>[</m:t>
+        </m:r>
+        <m:r>
+          <m:t>0</m:t>
+        </m:r>
+        <m:r>
+          <m:rPr>
+            <m:sty m:val="p"/>
+          </m:rPr>
+          <m:t>,</m:t>
+        </m:r>
+        <m:r>
+          <m:t>4</m:t>
+        </m:r>
+        <m:r>
+          <m:rPr>
+            <m:sty m:val="p"/>
+          </m:rPr>
+          <m:t>]</m:t>
+        </m:r>
       </m:oMath>
       <w:r>
         <w:t xml:space="preserve">.</w:t>
@@ -10908,19 +11080,21 @@
         <m:r>
           <m:t>f</m:t>
         </m:r>
-        <m:d>
-          <m:dPr>
-            <m:begChr m:val="("/>
-            <m:sepChr m:val=""/>
-            <m:endChr m:val=")"/>
-            <m:grow/>
-          </m:dPr>
-          <m:e>
-            <m:r>
-              <m:t>x</m:t>
-            </m:r>
-          </m:e>
-        </m:d>
+        <m:r>
+          <m:rPr>
+            <m:sty m:val="p"/>
+          </m:rPr>
+          <m:t>(</m:t>
+        </m:r>
+        <m:r>
+          <m:t>x</m:t>
+        </m:r>
+        <m:r>
+          <m:rPr>
+            <m:sty m:val="p"/>
+          </m:rPr>
+          <m:t>)</m:t>
+        </m:r>
       </m:oMath>
       <w:r>
         <w:t xml:space="preserve"> </w:t>
@@ -10932,28 +11106,30 @@
         <w:t xml:space="preserve"> </w:t>
       </w:r>
       <m:oMath>
-        <m:d>
-          <m:dPr>
-            <m:begChr m:val="["/>
-            <m:sepChr m:val=""/>
-            <m:endChr m:val="]"/>
-            <m:grow/>
-          </m:dPr>
-          <m:e>
-            <m:r>
-              <m:t>0</m:t>
-            </m:r>
-            <m:r>
-              <m:rPr>
-                <m:sty m:val="p"/>
-              </m:rPr>
-              <m:t>,</m:t>
-            </m:r>
-            <m:r>
-              <m:t>4</m:t>
-            </m:r>
-          </m:e>
-        </m:d>
+        <m:r>
+          <m:rPr>
+            <m:sty m:val="p"/>
+          </m:rPr>
+          <m:t>[</m:t>
+        </m:r>
+        <m:r>
+          <m:t>0</m:t>
+        </m:r>
+        <m:r>
+          <m:rPr>
+            <m:sty m:val="p"/>
+          </m:rPr>
+          <m:t>,</m:t>
+        </m:r>
+        <m:r>
+          <m:t>4</m:t>
+        </m:r>
+        <m:r>
+          <m:rPr>
+            <m:sty m:val="p"/>
+          </m:rPr>
+          <m:t>]</m:t>
+        </m:r>
       </m:oMath>
       <w:r>
         <w:t xml:space="preserve">?</w:t>
@@ -10975,42 +11151,44 @@
       <m:oMath>
         <m:r>
           <m:rPr>
+            <m:scr m:val="double-struck"/>
             <m:sty m:val="p"/>
-            <m:scr m:val="double-struck"/>
           </m:rPr>
           <m:t>P</m:t>
         </m:r>
-        <m:d>
-          <m:dPr>
-            <m:begChr m:val="("/>
-            <m:sepChr m:val=""/>
-            <m:endChr m:val=")"/>
-            <m:grow/>
-          </m:dPr>
-          <m:e>
-            <m:r>
-              <m:t>1</m:t>
-            </m:r>
-            <m:r>
-              <m:rPr>
-                <m:sty m:val="p"/>
-              </m:rPr>
-              <m:t>≤</m:t>
-            </m:r>
-            <m:r>
-              <m:t>X</m:t>
-            </m:r>
-            <m:r>
-              <m:rPr>
-                <m:sty m:val="p"/>
-              </m:rPr>
-              <m:t>≤</m:t>
-            </m:r>
-            <m:r>
-              <m:t>3</m:t>
-            </m:r>
-          </m:e>
-        </m:d>
+        <m:r>
+          <m:rPr>
+            <m:sty m:val="p"/>
+          </m:rPr>
+          <m:t>(</m:t>
+        </m:r>
+        <m:r>
+          <m:t>1</m:t>
+        </m:r>
+        <m:r>
+          <m:rPr>
+            <m:sty m:val="p"/>
+          </m:rPr>
+          <m:t>≤</m:t>
+        </m:r>
+        <m:r>
+          <m:t>X</m:t>
+        </m:r>
+        <m:r>
+          <m:rPr>
+            <m:sty m:val="p"/>
+          </m:rPr>
+          <m:t>≤</m:t>
+        </m:r>
+        <m:r>
+          <m:t>3</m:t>
+        </m:r>
+        <m:r>
+          <m:rPr>
+            <m:sty m:val="p"/>
+          </m:rPr>
+          <m:t>)</m:t>
+        </m:r>
       </m:oMath>
       <w:r>
         <w:t xml:space="preserve">?</w:t>
@@ -11032,40 +11210,42 @@
       <m:oMath>
         <m:r>
           <m:rPr>
+            <m:scr m:val="double-struck"/>
             <m:sty m:val="p"/>
-            <m:scr m:val="double-struck"/>
           </m:rPr>
           <m:t>P</m:t>
         </m:r>
-        <m:d>
-          <m:dPr>
-            <m:begChr m:val="("/>
-            <m:sepChr m:val=""/>
-            <m:endChr m:val=")"/>
-            <m:grow/>
-          </m:dPr>
-          <m:e>
-            <m:r>
-              <m:t>X</m:t>
-            </m:r>
-            <m:r>
-              <m:rPr>
-                <m:sty m:val="p"/>
-              </m:rPr>
-              <m:t>≤</m:t>
-            </m:r>
-            <m:r>
-              <m:t>2</m:t>
-            </m:r>
-          </m:e>
-        </m:d>
+        <m:r>
+          <m:rPr>
+            <m:sty m:val="p"/>
+          </m:rPr>
+          <m:t>(</m:t>
+        </m:r>
+        <m:r>
+          <m:t>X</m:t>
+        </m:r>
+        <m:r>
+          <m:rPr>
+            <m:sty m:val="p"/>
+          </m:rPr>
+          <m:t>≤</m:t>
+        </m:r>
+        <m:r>
+          <m:t>2</m:t>
+        </m:r>
+        <m:r>
+          <m:rPr>
+            <m:sty m:val="p"/>
+          </m:rPr>
+          <m:t>)</m:t>
+        </m:r>
       </m:oMath>
       <w:r>
         <w:t xml:space="preserve">?</w:t>
       </w:r>
     </w:p>
-    <w:bookmarkEnd w:id="79"/>
-    <w:bookmarkStart w:id="83" w:name="further-reading"/>
+    <w:bookmarkEnd w:id="68"/>
+    <w:bookmarkStart w:id="72" w:name="further-reading"/>
     <w:p>
       <w:pPr>
         <w:pStyle w:val="Heading1"/>
@@ -11078,7 +11258,7 @@
       <w:pPr>
         <w:pStyle w:val="FirstParagraph"/>
       </w:pPr>
-      <w:hyperlink r:id="rId80">
+      <w:hyperlink r:id="rId69">
         <w:r>
           <w:rPr>
             <w:rStyle w:val="Hyperlink"/>
@@ -11091,7 +11271,7 @@
       <w:pPr>
         <w:pStyle w:val="BodyText"/>
       </w:pPr>
-      <w:hyperlink r:id="rId38">
+      <w:hyperlink r:id="rId27">
         <w:r>
           <w:rPr>
             <w:rStyle w:val="Hyperlink"/>
@@ -11108,7 +11288,7 @@
         <w:t xml:space="preserve">For more on probability distributions see [Overview: Probability distributions.]</w:t>
       </w:r>
     </w:p>
-    <w:bookmarkStart w:id="82" w:name="version-history-and-licensing"/>
+    <w:bookmarkStart w:id="71" w:name="version-history-and-licensing"/>
     <w:p>
       <w:pPr>
         <w:pStyle w:val="Heading2"/>
@@ -11141,7 +11321,7 @@
       <w:pPr>
         <w:pStyle w:val="FirstParagraph"/>
       </w:pPr>
-      <w:hyperlink r:id="rId81">
+      <w:hyperlink r:id="rId70">
         <w:r>
           <w:rPr>
             <w:rStyle w:val="Hyperlink"/>
@@ -11150,8 +11330,8 @@
         </w:r>
       </w:hyperlink>
     </w:p>
-    <w:bookmarkEnd w:id="82"/>
-    <w:bookmarkEnd w:id="83"/>
+    <w:bookmarkEnd w:id="71"/>
+    <w:bookmarkEnd w:id="72"/>
     <w:sectPr>
       <w:pgSz w:h="15840" w:w="12240"/>
       <w:pgMar w:bottom="1440" w:footer="720" w:gutter="0" w:header="720" w:left="1440" w:right="1440" w:top="1440"/>
